--- a/Hướng dẫn.docx
+++ b/Hướng dẫn.docx
@@ -949,13 +949,483 @@
           <w:lang w:val="vi-VN"/>
         </w:rPr>
       </w:pPr>
-      <w:r>
+    </w:p>
+    <w:p>
+      <w:pPr>
         <w:rPr>
           <w:b/>
           <w:bCs/>
           <w:u w:val="single"/>
           <w:lang w:val="vi-VN"/>
         </w:rPr>
+      </w:pPr>
+    </w:p>
+    <w:p>
+      <w:pPr>
+        <w:rPr>
+          <w:b/>
+          <w:bCs/>
+          <w:u w:val="single"/>
+          <w:lang w:val="vi-VN"/>
+        </w:rPr>
+      </w:pPr>
+    </w:p>
+    <w:p>
+      <w:pPr>
+        <w:rPr>
+          <w:b/>
+          <w:bCs/>
+          <w:u w:val="single"/>
+          <w:lang w:val="vi-VN"/>
+        </w:rPr>
+      </w:pPr>
+      <w:r>
+        <w:rPr>
+          <w:b/>
+          <w:bCs/>
+          <w:u w:val="single"/>
+          <w:lang w:val="vi-VN"/>
+        </w:rPr>
+        <w:lastRenderedPageBreak/>
+        <w:t>- Lỗi có thể xảy ra:</w:t>
+      </w:r>
+    </w:p>
+    <w:p>
+      <w:pPr>
+        <w:rPr>
+          <w:lang w:val="vi-VN"/>
+        </w:rPr>
+      </w:pPr>
+      <w:r>
+        <w:rPr>
+          <w:noProof/>
+          <w:lang w:val="vi-VN"/>
+        </w:rPr>
+        <mc:AlternateContent>
+          <mc:Choice Requires="wpi">
+            <w:drawing>
+              <wp:anchor distT="0" distB="0" distL="114300" distR="114300" simplePos="0" relativeHeight="251770880" behindDoc="0" locked="0" layoutInCell="1" allowOverlap="1" wp14:anchorId="12E11E15" wp14:editId="047FC46D">
+                <wp:simplePos x="0" y="0"/>
+                <wp:positionH relativeFrom="column">
+                  <wp:posOffset>4606925</wp:posOffset>
+                </wp:positionH>
+                <wp:positionV relativeFrom="paragraph">
+                  <wp:posOffset>453390</wp:posOffset>
+                </wp:positionV>
+                <wp:extent cx="1840685" cy="370840"/>
+                <wp:effectExtent l="38100" t="38100" r="45720" b="48260"/>
+                <wp:wrapNone/>
+                <wp:docPr id="764553843" name="Ink 49"/>
+                <wp:cNvGraphicFramePr/>
+                <a:graphic xmlns:a="http://schemas.openxmlformats.org/drawingml/2006/main">
+                  <a:graphicData uri="http://schemas.microsoft.com/office/word/2010/wordprocessingInk">
+                    <w14:contentPart bwMode="auto" r:id="rId10">
+                      <w14:nvContentPartPr>
+                        <w14:cNvContentPartPr/>
+                      </w14:nvContentPartPr>
+                      <w14:xfrm>
+                        <a:off x="0" y="0"/>
+                        <a:ext cx="1840685" cy="370840"/>
+                      </w14:xfrm>
+                    </w14:contentPart>
+                  </a:graphicData>
+                </a:graphic>
+              </wp:anchor>
+            </w:drawing>
+          </mc:Choice>
+          <mc:Fallback>
+            <w:pict>
+              <v:shapetype w14:anchorId="626DC3B9" id="_x0000_t75" coordsize="21600,21600" o:spt="75" o:preferrelative="t" path="m@4@5l@4@11@9@11@9@5xe" filled="f" stroked="f">
+                <v:stroke joinstyle="miter"/>
+                <v:formulas>
+                  <v:f eqn="if lineDrawn pixelLineWidth 0"/>
+                  <v:f eqn="sum @0 1 0"/>
+                  <v:f eqn="sum 0 0 @1"/>
+                  <v:f eqn="prod @2 1 2"/>
+                  <v:f eqn="prod @3 21600 pixelWidth"/>
+                  <v:f eqn="prod @3 21600 pixelHeight"/>
+                  <v:f eqn="sum @0 0 1"/>
+                  <v:f eqn="prod @6 1 2"/>
+                  <v:f eqn="prod @7 21600 pixelWidth"/>
+                  <v:f eqn="sum @8 21600 0"/>
+                  <v:f eqn="prod @7 21600 pixelHeight"/>
+                  <v:f eqn="sum @10 21600 0"/>
+                </v:formulas>
+                <v:path o:extrusionok="f" gradientshapeok="t" o:connecttype="rect"/>
+                <o:lock v:ext="edit" aspectratio="t"/>
+              </v:shapetype>
+              <v:shape id="Ink 49" o:spid="_x0000_s1026" type="#_x0000_t75" style="position:absolute;margin-left:362.25pt;margin-top:35.2pt;width:145.95pt;height:30.15pt;z-index:251770880;visibility:visible;mso-wrap-style:square;mso-wrap-distance-left:9pt;mso-wrap-distance-top:0;mso-wrap-distance-right:9pt;mso-wrap-distance-bottom:0;mso-position-horizontal:absolute;mso-position-horizontal-relative:text;mso-position-vertical:absolute;mso-position-vertical-relative:text" o:gfxdata="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">
+                <v:imagedata r:id="rId11" o:title=""/>
+              </v:shape>
+            </w:pict>
+          </mc:Fallback>
+        </mc:AlternateContent>
+      </w:r>
+      <w:r>
+        <w:rPr>
+          <w:lang w:val="vi-VN"/>
+        </w:rPr>
+        <w:tab/>
+        <w:t>+ Lỗi đường dẫn: khi bạn kéo file XML.xml vào mujoco có thể dẫn đến lỗi đường đẫn do folder đường dẫn của bạn có dấu cách hoặc chữ tiếng việt. Ví dụ:</w:t>
+      </w:r>
+    </w:p>
+    <w:p>
+      <w:pPr>
+        <w:rPr>
+          <w:lang w:val="vi-VN"/>
+        </w:rPr>
+      </w:pPr>
+      <w:r>
+        <w:rPr>
+          <w:noProof/>
+        </w:rPr>
+        <mc:AlternateContent>
+          <mc:Choice Requires="wpi">
+            <w:drawing>
+              <wp:anchor distT="0" distB="0" distL="114300" distR="114300" simplePos="0" relativeHeight="251786240" behindDoc="0" locked="0" layoutInCell="1" allowOverlap="1" wp14:anchorId="02514668" wp14:editId="795F22F9">
+                <wp:simplePos x="0" y="0"/>
+                <wp:positionH relativeFrom="column">
+                  <wp:posOffset>2581910</wp:posOffset>
+                </wp:positionH>
+                <wp:positionV relativeFrom="paragraph">
+                  <wp:posOffset>-263525</wp:posOffset>
+                </wp:positionV>
+                <wp:extent cx="795225" cy="624205"/>
+                <wp:effectExtent l="38100" t="38100" r="5080" b="42545"/>
+                <wp:wrapNone/>
+                <wp:docPr id="1083414781" name="Ink 64"/>
+                <wp:cNvGraphicFramePr/>
+                <a:graphic xmlns:a="http://schemas.openxmlformats.org/drawingml/2006/main">
+                  <a:graphicData uri="http://schemas.microsoft.com/office/word/2010/wordprocessingInk">
+                    <w14:contentPart bwMode="auto" r:id="rId12">
+                      <w14:nvContentPartPr>
+                        <w14:cNvContentPartPr/>
+                      </w14:nvContentPartPr>
+                      <w14:xfrm>
+                        <a:off x="0" y="0"/>
+                        <a:ext cx="795225" cy="624205"/>
+                      </w14:xfrm>
+                    </w14:contentPart>
+                  </a:graphicData>
+                </a:graphic>
+              </wp:anchor>
+            </w:drawing>
+          </mc:Choice>
+          <mc:Fallback>
+            <w:pict>
+              <v:shape w14:anchorId="3023FE8B" id="Ink 64" o:spid="_x0000_s1026" type="#_x0000_t75" style="position:absolute;margin-left:202.8pt;margin-top:-21.25pt;width:63.6pt;height:50.1pt;z-index:251786240;visibility:visible;mso-wrap-style:square;mso-wrap-distance-left:9pt;mso-wrap-distance-top:0;mso-wrap-distance-right:9pt;mso-wrap-distance-bottom:0;mso-position-horizontal:absolute;mso-position-horizontal-relative:text;mso-position-vertical:absolute;mso-position-vertical-relative:text" o:gfxdata="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">
+                <v:imagedata r:id="rId13" o:title=""/>
+              </v:shape>
+            </w:pict>
+          </mc:Fallback>
+        </mc:AlternateContent>
+      </w:r>
+      <w:r>
+        <w:rPr>
+          <w:noProof/>
+        </w:rPr>
+        <mc:AlternateContent>
+          <mc:Choice Requires="wpi">
+            <w:drawing>
+              <wp:anchor distT="0" distB="0" distL="114300" distR="114300" simplePos="0" relativeHeight="251741184" behindDoc="0" locked="0" layoutInCell="1" allowOverlap="1" wp14:anchorId="1981DB1B" wp14:editId="28DF2D1C">
+                <wp:simplePos x="0" y="0"/>
+                <wp:positionH relativeFrom="column">
+                  <wp:posOffset>5148805</wp:posOffset>
+                </wp:positionH>
+                <wp:positionV relativeFrom="paragraph">
+                  <wp:posOffset>53980</wp:posOffset>
+                </wp:positionV>
+                <wp:extent cx="432720" cy="263160"/>
+                <wp:effectExtent l="38100" t="38100" r="5715" b="41910"/>
+                <wp:wrapNone/>
+                <wp:docPr id="1433913819" name="Ink 20"/>
+                <wp:cNvGraphicFramePr/>
+                <a:graphic xmlns:a="http://schemas.openxmlformats.org/drawingml/2006/main">
+                  <a:graphicData uri="http://schemas.microsoft.com/office/word/2010/wordprocessingInk">
+                    <w14:contentPart bwMode="auto" r:id="rId14">
+                      <w14:nvContentPartPr>
+                        <w14:cNvContentPartPr/>
+                      </w14:nvContentPartPr>
+                      <w14:xfrm>
+                        <a:off x="0" y="0"/>
+                        <a:ext cx="432720" cy="263160"/>
+                      </w14:xfrm>
+                    </w14:contentPart>
+                  </a:graphicData>
+                </a:graphic>
+              </wp:anchor>
+            </w:drawing>
+          </mc:Choice>
+          <mc:Fallback>
+            <w:pict>
+              <v:shape w14:anchorId="0AFBCC83" id="Ink 20" o:spid="_x0000_s1026" type="#_x0000_t75" style="position:absolute;margin-left:404.9pt;margin-top:3.75pt;width:35.05pt;height:21.7pt;z-index:251741184;visibility:visible;mso-wrap-style:square;mso-wrap-distance-left:9pt;mso-wrap-distance-top:0;mso-wrap-distance-right:9pt;mso-wrap-distance-bottom:0;mso-position-horizontal:absolute;mso-position-horizontal-relative:text;mso-position-vertical:absolute;mso-position-vertical-relative:text" o:gfxdata="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">
+                <v:imagedata r:id="rId15" o:title=""/>
+              </v:shape>
+            </w:pict>
+          </mc:Fallback>
+        </mc:AlternateContent>
+      </w:r>
+      <w:r>
+        <w:rPr>
+          <w:noProof/>
+        </w:rPr>
+        <mc:AlternateContent>
+          <mc:Choice Requires="wpi">
+            <w:drawing>
+              <wp:anchor distT="0" distB="0" distL="114300" distR="114300" simplePos="0" relativeHeight="251739136" behindDoc="0" locked="0" layoutInCell="1" allowOverlap="1" wp14:anchorId="67F2BEF9" wp14:editId="3342A652">
+                <wp:simplePos x="0" y="0"/>
+                <wp:positionH relativeFrom="column">
+                  <wp:posOffset>-496570</wp:posOffset>
+                </wp:positionH>
+                <wp:positionV relativeFrom="paragraph">
+                  <wp:posOffset>-8255</wp:posOffset>
+                </wp:positionV>
+                <wp:extent cx="414000" cy="531495"/>
+                <wp:effectExtent l="38100" t="38100" r="43815" b="40005"/>
+                <wp:wrapNone/>
+                <wp:docPr id="335238617" name="Ink 18"/>
+                <wp:cNvGraphicFramePr/>
+                <a:graphic xmlns:a="http://schemas.openxmlformats.org/drawingml/2006/main">
+                  <a:graphicData uri="http://schemas.microsoft.com/office/word/2010/wordprocessingInk">
+                    <w14:contentPart bwMode="auto" r:id="rId16">
+                      <w14:nvContentPartPr>
+                        <w14:cNvContentPartPr/>
+                      </w14:nvContentPartPr>
+                      <w14:xfrm>
+                        <a:off x="0" y="0"/>
+                        <a:ext cx="414000" cy="531495"/>
+                      </w14:xfrm>
+                    </w14:contentPart>
+                  </a:graphicData>
+                </a:graphic>
+              </wp:anchor>
+            </w:drawing>
+          </mc:Choice>
+          <mc:Fallback>
+            <w:pict>
+              <v:shape w14:anchorId="570F2482" id="Ink 18" o:spid="_x0000_s1026" type="#_x0000_t75" style="position:absolute;margin-left:-39.6pt;margin-top:-1.15pt;width:33.6pt;height:42.8pt;z-index:251739136;visibility:visible;mso-wrap-style:square;mso-wrap-distance-left:9pt;mso-wrap-distance-top:0;mso-wrap-distance-right:9pt;mso-wrap-distance-bottom:0;mso-position-horizontal:absolute;mso-position-horizontal-relative:text;mso-position-vertical:absolute;mso-position-vertical-relative:text" o:gfxdata="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">
+                <v:imagedata r:id="rId17" o:title=""/>
+              </v:shape>
+            </w:pict>
+          </mc:Fallback>
+        </mc:AlternateContent>
+      </w:r>
+      <w:r>
+        <w:rPr>
+          <w:noProof/>
+        </w:rPr>
+        <w:drawing>
+          <wp:inline distT="0" distB="0" distL="0" distR="0" wp14:anchorId="1CFAD6E8" wp14:editId="216D6B62">
+            <wp:extent cx="5760720" cy="398145"/>
+            <wp:effectExtent l="0" t="0" r="0" b="1905"/>
+            <wp:docPr id="1167462817" name="Picture 1"/>
+            <wp:cNvGraphicFramePr>
+              <a:graphicFrameLocks xmlns:a="http://schemas.openxmlformats.org/drawingml/2006/main" noChangeAspect="1"/>
+            </wp:cNvGraphicFramePr>
+            <a:graphic xmlns:a="http://schemas.openxmlformats.org/drawingml/2006/main">
+              <a:graphicData uri="http://schemas.openxmlformats.org/drawingml/2006/picture">
+                <pic:pic xmlns:pic="http://schemas.openxmlformats.org/drawingml/2006/picture">
+                  <pic:nvPicPr>
+                    <pic:cNvPr id="1167462817" name=""/>
+                    <pic:cNvPicPr/>
+                  </pic:nvPicPr>
+                  <pic:blipFill>
+                    <a:blip r:embed="rId18"/>
+                    <a:stretch>
+                      <a:fillRect/>
+                    </a:stretch>
+                  </pic:blipFill>
+                  <pic:spPr>
+                    <a:xfrm>
+                      <a:off x="0" y="0"/>
+                      <a:ext cx="5760720" cy="398145"/>
+                    </a:xfrm>
+                    <a:prstGeom prst="rect">
+                      <a:avLst/>
+                    </a:prstGeom>
+                  </pic:spPr>
+                </pic:pic>
+              </a:graphicData>
+            </a:graphic>
+          </wp:inline>
+        </w:drawing>
+      </w:r>
+    </w:p>
+    <w:p>
+      <w:pPr>
+        <w:rPr>
+          <w:lang w:val="vi-VN"/>
+        </w:rPr>
+      </w:pPr>
+      <w:r>
+        <w:rPr>
+          <w:noProof/>
+          <w:lang w:val="vi-VN"/>
+        </w:rPr>
+        <mc:AlternateContent>
+          <mc:Choice Requires="wpi">
+            <w:drawing>
+              <wp:anchor distT="0" distB="0" distL="114300" distR="114300" simplePos="0" relativeHeight="251789312" behindDoc="0" locked="0" layoutInCell="1" allowOverlap="1" wp14:anchorId="1F94554E" wp14:editId="69697EF3">
+                <wp:simplePos x="0" y="0"/>
+                <wp:positionH relativeFrom="column">
+                  <wp:posOffset>2760980</wp:posOffset>
+                </wp:positionH>
+                <wp:positionV relativeFrom="paragraph">
+                  <wp:posOffset>-24765</wp:posOffset>
+                </wp:positionV>
+                <wp:extent cx="132335" cy="421945"/>
+                <wp:effectExtent l="38100" t="38100" r="39370" b="35560"/>
+                <wp:wrapNone/>
+                <wp:docPr id="1069159268" name="Ink 67"/>
+                <wp:cNvGraphicFramePr/>
+                <a:graphic xmlns:a="http://schemas.openxmlformats.org/drawingml/2006/main">
+                  <a:graphicData uri="http://schemas.microsoft.com/office/word/2010/wordprocessingInk">
+                    <w14:contentPart bwMode="auto" r:id="rId19">
+                      <w14:nvContentPartPr>
+                        <w14:cNvContentPartPr/>
+                      </w14:nvContentPartPr>
+                      <w14:xfrm>
+                        <a:off x="0" y="0"/>
+                        <a:ext cx="132335" cy="421945"/>
+                      </w14:xfrm>
+                    </w14:contentPart>
+                  </a:graphicData>
+                </a:graphic>
+              </wp:anchor>
+            </w:drawing>
+          </mc:Choice>
+          <mc:Fallback>
+            <w:pict>
+              <v:shape w14:anchorId="2DDF7E70" id="Ink 67" o:spid="_x0000_s1026" type="#_x0000_t75" style="position:absolute;margin-left:216.9pt;margin-top:-2.45pt;width:11.4pt;height:34.2pt;z-index:251789312;visibility:visible;mso-wrap-style:square;mso-wrap-distance-left:9pt;mso-wrap-distance-top:0;mso-wrap-distance-right:9pt;mso-wrap-distance-bottom:0;mso-position-horizontal:absolute;mso-position-horizontal-relative:text;mso-position-vertical:absolute;mso-position-vertical-relative:text" o:gfxdata="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">
+                <v:imagedata r:id="rId20" o:title=""/>
+              </v:shape>
+            </w:pict>
+          </mc:Fallback>
+        </mc:AlternateContent>
+      </w:r>
+      <w:r>
+        <w:rPr>
+          <w:lang w:val="vi-VN"/>
+        </w:rPr>
+        <w:tab/>
+        <w:t>Sửa lại:</w:t>
+      </w:r>
+    </w:p>
+    <w:p>
+      <w:pPr>
+        <w:rPr>
+          <w:lang w:val="vi-VN"/>
+        </w:rPr>
+      </w:pPr>
+      <w:r>
+        <w:rPr>
+          <w:noProof/>
+        </w:rPr>
+        <mc:AlternateContent>
+          <mc:Choice Requires="wpi">
+            <w:drawing>
+              <wp:anchor distT="0" distB="0" distL="114300" distR="114300" simplePos="0" relativeHeight="251740160" behindDoc="0" locked="0" layoutInCell="1" allowOverlap="1" wp14:anchorId="464CF643" wp14:editId="74761BCE">
+                <wp:simplePos x="0" y="0"/>
+                <wp:positionH relativeFrom="column">
+                  <wp:posOffset>-464675</wp:posOffset>
+                </wp:positionH>
+                <wp:positionV relativeFrom="paragraph">
+                  <wp:posOffset>-40925</wp:posOffset>
+                </wp:positionV>
+                <wp:extent cx="396360" cy="454320"/>
+                <wp:effectExtent l="38100" t="38100" r="41910" b="41275"/>
+                <wp:wrapNone/>
+                <wp:docPr id="1765096512" name="Ink 19"/>
+                <wp:cNvGraphicFramePr/>
+                <a:graphic xmlns:a="http://schemas.openxmlformats.org/drawingml/2006/main">
+                  <a:graphicData uri="http://schemas.microsoft.com/office/word/2010/wordprocessingInk">
+                    <w14:contentPart bwMode="auto" r:id="rId21">
+                      <w14:nvContentPartPr>
+                        <w14:cNvContentPartPr/>
+                      </w14:nvContentPartPr>
+                      <w14:xfrm>
+                        <a:off x="0" y="0"/>
+                        <a:ext cx="396360" cy="454320"/>
+                      </w14:xfrm>
+                    </w14:contentPart>
+                  </a:graphicData>
+                </a:graphic>
+              </wp:anchor>
+            </w:drawing>
+          </mc:Choice>
+          <mc:Fallback>
+            <w:pict>
+              <v:shape w14:anchorId="4CF034E2" id="Ink 19" o:spid="_x0000_s1026" type="#_x0000_t75" style="position:absolute;margin-left:-37.1pt;margin-top:-3.7pt;width:32.15pt;height:36.75pt;z-index:251740160;visibility:visible;mso-wrap-style:square;mso-wrap-distance-left:9pt;mso-wrap-distance-top:0;mso-wrap-distance-right:9pt;mso-wrap-distance-bottom:0;mso-position-horizontal:absolute;mso-position-horizontal-relative:text;mso-position-vertical:absolute;mso-position-vertical-relative:text" o:gfxdata="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">
+                <v:imagedata r:id="rId22" o:title=""/>
+              </v:shape>
+            </w:pict>
+          </mc:Fallback>
+        </mc:AlternateContent>
+      </w:r>
+      <w:r>
+        <w:rPr>
+          <w:noProof/>
+        </w:rPr>
+        <w:drawing>
+          <wp:inline distT="0" distB="0" distL="0" distR="0" wp14:anchorId="5495A866" wp14:editId="20061F9C">
+            <wp:extent cx="5760720" cy="346710"/>
+            <wp:effectExtent l="0" t="0" r="0" b="0"/>
+            <wp:docPr id="1826348920" name="Picture 1"/>
+            <wp:cNvGraphicFramePr>
+              <a:graphicFrameLocks xmlns:a="http://schemas.openxmlformats.org/drawingml/2006/main" noChangeAspect="1"/>
+            </wp:cNvGraphicFramePr>
+            <a:graphic xmlns:a="http://schemas.openxmlformats.org/drawingml/2006/main">
+              <a:graphicData uri="http://schemas.openxmlformats.org/drawingml/2006/picture">
+                <pic:pic xmlns:pic="http://schemas.openxmlformats.org/drawingml/2006/picture">
+                  <pic:nvPicPr>
+                    <pic:cNvPr id="1826348920" name=""/>
+                    <pic:cNvPicPr/>
+                  </pic:nvPicPr>
+                  <pic:blipFill>
+                    <a:blip r:embed="rId23"/>
+                    <a:stretch>
+                      <a:fillRect/>
+                    </a:stretch>
+                  </pic:blipFill>
+                  <pic:spPr>
+                    <a:xfrm>
+                      <a:off x="0" y="0"/>
+                      <a:ext cx="5760720" cy="346710"/>
+                    </a:xfrm>
+                    <a:prstGeom prst="rect">
+                      <a:avLst/>
+                    </a:prstGeom>
+                  </pic:spPr>
+                </pic:pic>
+              </a:graphicData>
+            </a:graphic>
+          </wp:inline>
+        </w:drawing>
+      </w:r>
+    </w:p>
+    <w:p>
+      <w:pPr>
+        <w:rPr>
+          <w:lang w:val="vi-VN"/>
+        </w:rPr>
+      </w:pPr>
+    </w:p>
+    <w:p>
+      <w:pPr>
+        <w:rPr>
+          <w:b/>
+          <w:bCs/>
+          <w:u w:val="single"/>
+          <w:lang w:val="vi-VN"/>
+        </w:rPr>
+      </w:pPr>
+      <w:r>
+        <w:rPr>
+          <w:b/>
+          <w:bCs/>
+          <w:u w:val="single"/>
+          <w:lang w:val="vi-VN"/>
+        </w:rPr>
         <w:t>- Cách sử dụng:</w:t>
       </w:r>
     </w:p>
@@ -1038,7 +1508,6 @@
         <w:rPr>
           <w:lang w:val="vi-VN"/>
         </w:rPr>
-        <w:lastRenderedPageBreak/>
         <w:tab/>
         <w:t>+ Chữ màu đỏ là bắt buộc phải điền</w:t>
       </w:r>
@@ -1089,7 +1558,7 @@
                     <pic:cNvPicPr/>
                   </pic:nvPicPr>
                   <pic:blipFill>
-                    <a:blip r:embed="rId10"/>
+                    <a:blip r:embed="rId24"/>
                     <a:stretch>
                       <a:fillRect/>
                     </a:stretch>
@@ -1213,7 +1682,7 @@
                     <pic:cNvPicPr/>
                   </pic:nvPicPr>
                   <pic:blipFill rotWithShape="1">
-                    <a:blip r:embed="rId11"/>
+                    <a:blip r:embed="rId25"/>
                     <a:srcRect l="9252" t="47232" r="79877" b="25816"/>
                     <a:stretch>
                       <a:fillRect/>
@@ -1314,6 +1783,7 @@
         <w:rPr>
           <w:lang w:val="vi-VN"/>
         </w:rPr>
+        <w:lastRenderedPageBreak/>
         <w:t>+ h</w:t>
       </w:r>
       <w:r>
@@ -1410,7 +1880,7 @@
                     <pic:cNvPicPr/>
                   </pic:nvPicPr>
                   <pic:blipFill rotWithShape="1">
-                    <a:blip r:embed="rId12"/>
+                    <a:blip r:embed="rId26"/>
                     <a:srcRect l="24531" t="51759" r="59507" b="28467"/>
                     <a:stretch>
                       <a:fillRect/>
@@ -1529,7 +1999,6 @@
         <w:rPr>
           <w:lang w:val="vi-VN"/>
         </w:rPr>
-        <w:lastRenderedPageBreak/>
         <w:t xml:space="preserve">+ </w:t>
       </w:r>
       <w:r>
@@ -1566,7 +2035,7 @@
                     <pic:cNvPicPr/>
                   </pic:nvPicPr>
                   <pic:blipFill>
-                    <a:blip r:embed="rId13"/>
+                    <a:blip r:embed="rId27"/>
                     <a:stretch>
                       <a:fillRect/>
                     </a:stretch>
@@ -1773,6 +2242,7 @@
         <w:rPr>
           <w:noProof/>
         </w:rPr>
+        <w:lastRenderedPageBreak/>
         <w:drawing>
           <wp:inline distT="0" distB="0" distL="0" distR="0" wp14:anchorId="7B7AD78D" wp14:editId="60729182">
             <wp:extent cx="542772" cy="1054082"/>
@@ -1789,7 +2259,7 @@
                     <pic:cNvPicPr/>
                   </pic:nvPicPr>
                   <pic:blipFill rotWithShape="1">
-                    <a:blip r:embed="rId14"/>
+                    <a:blip r:embed="rId28"/>
                     <a:srcRect l="27332" t="51156" r="66810" b="28619"/>
                     <a:stretch>
                       <a:fillRect/>
@@ -1860,7 +2330,7 @@
                     <pic:cNvPicPr/>
                   </pic:nvPicPr>
                   <pic:blipFill>
-                    <a:blip r:embed="rId15"/>
+                    <a:blip r:embed="rId29"/>
                     <a:stretch>
                       <a:fillRect/>
                     </a:stretch>
@@ -2018,7 +2488,6 @@
         <w:rPr>
           <w:lang w:val="vi-VN"/>
         </w:rPr>
-        <w:lastRenderedPageBreak/>
         <w:t>+ c</w:t>
       </w:r>
       <w:r>
@@ -2142,7 +2611,7 @@
                 <wp:cNvGraphicFramePr/>
                 <a:graphic xmlns:a="http://schemas.openxmlformats.org/drawingml/2006/main">
                   <a:graphicData uri="http://schemas.microsoft.com/office/word/2010/wordprocessingInk">
-                    <w14:contentPart bwMode="auto" r:id="rId16">
+                    <w14:contentPart bwMode="auto" r:id="rId30">
                       <w14:nvContentPartPr>
                         <w14:cNvContentPartPr/>
                       </w14:nvContentPartPr>
@@ -2178,7 +2647,7 @@
                 <o:lock v:ext="edit" aspectratio="t"/>
               </v:shapetype>
               <v:shape id="Ink 10" o:spid="_x0000_s1026" type="#_x0000_t75" style="position:absolute;margin-left:262.85pt;margin-top:-4.85pt;width:120.15pt;height:42.45pt;z-index:251668480;visibility:visible;mso-wrap-style:square;mso-wrap-distance-left:9pt;mso-wrap-distance-top:0;mso-wrap-distance-right:9pt;mso-wrap-distance-bottom:0;mso-position-horizontal:absolute;mso-position-horizontal-relative:text;mso-position-vertical:absolute;mso-position-vertical-relative:text" o:gfxdata="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">
-                <v:imagedata r:id="rId17" o:title=""/>
+                <v:imagedata r:id="rId31" o:title=""/>
               </v:shape>
             </w:pict>
           </mc:Fallback>
@@ -2206,7 +2675,7 @@
                 <wp:cNvGraphicFramePr/>
                 <a:graphic xmlns:a="http://schemas.openxmlformats.org/drawingml/2006/main">
                   <a:graphicData uri="http://schemas.microsoft.com/office/word/2010/wordprocessingInk">
-                    <w14:contentPart bwMode="auto" r:id="rId18">
+                    <w14:contentPart bwMode="auto" r:id="rId32">
                       <w14:nvContentPartPr>
                         <w14:cNvContentPartPr/>
                       </w14:nvContentPartPr>
@@ -2223,7 +2692,7 @@
           <mc:Fallback>
             <w:pict>
               <v:shape w14:anchorId="1EE8B769" id="Ink 7" o:spid="_x0000_s1026" type="#_x0000_t75" style="position:absolute;margin-left:187.75pt;margin-top:-9.25pt;width:111.3pt;height:49.95pt;z-index:251665408;visibility:visible;mso-wrap-style:square;mso-wrap-distance-left:9pt;mso-wrap-distance-top:0;mso-wrap-distance-right:9pt;mso-wrap-distance-bottom:0;mso-position-horizontal:absolute;mso-position-horizontal-relative:text;mso-position-vertical:absolute;mso-position-vertical-relative:text" o:gfxdata="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">
-                <v:imagedata r:id="rId19" o:title=""/>
+                <v:imagedata r:id="rId33" o:title=""/>
               </v:shape>
             </w:pict>
           </mc:Fallback>
@@ -2249,7 +2718,7 @@
                     <pic:cNvPicPr/>
                   </pic:nvPicPr>
                   <pic:blipFill>
-                    <a:blip r:embed="rId20"/>
+                    <a:blip r:embed="rId34"/>
                     <a:stretch>
                       <a:fillRect/>
                     </a:stretch>
@@ -2436,6 +2905,7 @@
         <w:rPr>
           <w:noProof/>
         </w:rPr>
+        <w:lastRenderedPageBreak/>
         <w:drawing>
           <wp:inline distT="0" distB="0" distL="0" distR="0" wp14:anchorId="7F0EF59A" wp14:editId="50008051">
             <wp:extent cx="938849" cy="1158324"/>
@@ -2452,7 +2922,7 @@
                     <pic:cNvPicPr/>
                   </pic:nvPicPr>
                   <pic:blipFill rotWithShape="1">
-                    <a:blip r:embed="rId21"/>
+                    <a:blip r:embed="rId35"/>
                     <a:srcRect l="40998" t="51458" r="52465" b="34205"/>
                     <a:stretch>
                       <a:fillRect/>
@@ -2646,7 +3116,7 @@
                     <pic:cNvPicPr/>
                   </pic:nvPicPr>
                   <pic:blipFill>
-                    <a:blip r:embed="rId22"/>
+                    <a:blip r:embed="rId36"/>
                     <a:stretch>
                       <a:fillRect/>
                     </a:stretch>
@@ -2677,7 +3147,6 @@
         <w:rPr>
           <w:lang w:val="vi-VN"/>
         </w:rPr>
-        <w:lastRenderedPageBreak/>
         <w:t>C) Chạy python:  TXT_to_xml.py trong folder Result bạn sẽ thấy file XML.xml, bạn có thể chỉnh sửa file này nếu muốn.</w:t>
       </w:r>
       <w:r>
@@ -2794,7 +3263,7 @@
                     <pic:cNvPicPr/>
                   </pic:nvPicPr>
                   <pic:blipFill>
-                    <a:blip r:embed="rId23"/>
+                    <a:blip r:embed="rId37"/>
                     <a:stretch>
                       <a:fillRect/>
                     </a:stretch>
@@ -2839,6 +3308,7 @@
         <w:rPr>
           <w:noProof/>
         </w:rPr>
+        <w:lastRenderedPageBreak/>
         <mc:AlternateContent>
           <mc:Choice Requires="wpi">
             <w:drawing>
@@ -2857,7 +3327,7 @@
                 <wp:cNvGraphicFramePr/>
                 <a:graphic xmlns:a="http://schemas.openxmlformats.org/drawingml/2006/main">
                   <a:graphicData uri="http://schemas.microsoft.com/office/word/2010/wordprocessingInk">
-                    <w14:contentPart bwMode="auto" r:id="rId24">
+                    <w14:contentPart bwMode="auto" r:id="rId38">
                       <w14:nvContentPartPr>
                         <w14:cNvContentPartPr/>
                       </w14:nvContentPartPr>
@@ -2893,7 +3363,7 @@
                 <o:lock v:ext="edit" aspectratio="t"/>
               </v:shapetype>
               <v:shape id="Ink 39" o:spid="_x0000_s1026" type="#_x0000_t75" style="position:absolute;margin-left:179.4pt;margin-top:139.15pt;width:138.45pt;height:53.25pt;z-index:251722752;visibility:visible;mso-wrap-style:square;mso-wrap-distance-left:9pt;mso-wrap-distance-top:0;mso-wrap-distance-right:9pt;mso-wrap-distance-bottom:0;mso-position-horizontal:absolute;mso-position-horizontal-relative:text;mso-position-vertical:absolute;mso-position-vertical-relative:text" o:gfxdata="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">
-                <v:imagedata r:id="rId25" o:title=""/>
+                <v:imagedata r:id="rId39" o:title=""/>
               </v:shape>
             </w:pict>
           </mc:Fallback>
@@ -2921,7 +3391,7 @@
                 <wp:cNvGraphicFramePr/>
                 <a:graphic xmlns:a="http://schemas.openxmlformats.org/drawingml/2006/main">
                   <a:graphicData uri="http://schemas.microsoft.com/office/word/2010/wordprocessingInk">
-                    <w14:contentPart bwMode="auto" r:id="rId26">
+                    <w14:contentPart bwMode="auto" r:id="rId40">
                       <w14:nvContentPartPr>
                         <w14:cNvContentPartPr/>
                       </w14:nvContentPartPr>
@@ -2944,7 +3414,7 @@
           <mc:Fallback>
             <w:pict>
               <v:shape w14:anchorId="1D890C3D" id="Ink 25" o:spid="_x0000_s1026" type="#_x0000_t75" style="position:absolute;margin-left:294.85pt;margin-top:155.2pt;width:9pt;height:4.25pt;rotation:2272668fd;z-index:251708416;visibility:visible;mso-wrap-style:square;mso-width-percent:0;mso-height-percent:0;mso-wrap-distance-left:9pt;mso-wrap-distance-top:0;mso-wrap-distance-right:9pt;mso-wrap-distance-bottom:0;mso-position-horizontal:absolute;mso-position-horizontal-relative:text;mso-position-vertical:absolute;mso-position-vertical-relative:text;mso-width-percent:0;mso-height-percent:0;mso-width-relative:margin;mso-height-relative:margin" o:gfxdata="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">
-                <v:imagedata r:id="rId27" o:title=""/>
+                <v:imagedata r:id="rId41" o:title=""/>
               </v:shape>
             </w:pict>
           </mc:Fallback>
@@ -2972,7 +3442,7 @@
                 <wp:cNvGraphicFramePr/>
                 <a:graphic xmlns:a="http://schemas.openxmlformats.org/drawingml/2006/main">
                   <a:graphicData uri="http://schemas.microsoft.com/office/word/2010/wordprocessingInk">
-                    <w14:contentPart bwMode="auto" r:id="rId28">
+                    <w14:contentPart bwMode="auto" r:id="rId42">
                       <w14:nvContentPartPr>
                         <w14:cNvContentPartPr/>
                       </w14:nvContentPartPr>
@@ -2989,7 +3459,7 @@
           <mc:Fallback>
             <w:pict>
               <v:shape w14:anchorId="016D1C2D" id="Ink 15" o:spid="_x0000_s1026" type="#_x0000_t75" style="position:absolute;margin-left:141.55pt;margin-top:112.65pt;width:81.5pt;height:56.9pt;z-index:251698176;visibility:visible;mso-wrap-style:square;mso-wrap-distance-left:9pt;mso-wrap-distance-top:0;mso-wrap-distance-right:9pt;mso-wrap-distance-bottom:0;mso-position-horizontal:absolute;mso-position-horizontal-relative:text;mso-position-vertical:absolute;mso-position-vertical-relative:text" o:gfxdata="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">
-                <v:imagedata r:id="rId29" o:title=""/>
+                <v:imagedata r:id="rId43" o:title=""/>
               </v:shape>
             </w:pict>
           </mc:Fallback>
@@ -3175,7 +3645,7 @@
                     <pic:cNvPicPr/>
                   </pic:nvPicPr>
                   <pic:blipFill rotWithShape="1">
-                    <a:blip r:embed="rId30"/>
+                    <a:blip r:embed="rId44"/>
                     <a:srcRect b="4948"/>
                     <a:stretch>
                       <a:fillRect/>
@@ -3232,7 +3702,7 @@
                     <pic:cNvPicPr/>
                   </pic:nvPicPr>
                   <pic:blipFill>
-                    <a:blip r:embed="rId31"/>
+                    <a:blip r:embed="rId45"/>
                     <a:stretch>
                       <a:fillRect/>
                     </a:stretch>
@@ -3263,7 +3733,6 @@
         <w:rPr>
           <w:lang w:val="vi-VN"/>
         </w:rPr>
-        <w:lastRenderedPageBreak/>
         <w:t xml:space="preserve">* </w:t>
       </w:r>
       <w:r>
@@ -3455,7 +3924,7 @@
                     <pic:cNvPicPr/>
                   </pic:nvPicPr>
                   <pic:blipFill>
-                    <a:blip r:embed="rId32"/>
+                    <a:blip r:embed="rId46"/>
                     <a:stretch>
                       <a:fillRect/>
                     </a:stretch>
@@ -3606,6 +4075,7 @@
           <w:noProof/>
           <w:lang w:val="vi-VN"/>
         </w:rPr>
+        <w:lastRenderedPageBreak/>
         <mc:AlternateContent>
           <mc:Choice Requires="wps">
             <w:drawing>
@@ -3727,7 +4197,7 @@
                     <pic:cNvPicPr/>
                   </pic:nvPicPr>
                   <pic:blipFill>
-                    <a:blip r:embed="rId33"/>
+                    <a:blip r:embed="rId47"/>
                     <a:stretch>
                       <a:fillRect/>
                     </a:stretch>
@@ -3786,7 +4256,7 @@
           <w:lang w:val="vi-VN"/>
         </w:rPr>
       </w:pPr>
-      <w:hyperlink r:id="rId34" w:history="1">
+      <w:hyperlink r:id="rId48" w:history="1">
         <w:r>
           <w:rPr>
             <w:rStyle w:val="Hyperlink"/>
@@ -3802,7 +4272,7 @@
           <w:lang w:val="vi-VN"/>
         </w:rPr>
       </w:pPr>
-      <w:hyperlink r:id="rId35" w:history="1">
+      <w:hyperlink r:id="rId49" w:history="1">
         <w:r>
           <w:rPr>
             <w:rStyle w:val="Hyperlink"/>
@@ -3811,6 +4281,888 @@
           <w:t>https://wiki.ros.org/sw_urdf_exporter?th%E1%BA%BF</w:t>
         </w:r>
       </w:hyperlink>
+    </w:p>
+    <w:p>
+      <w:pPr>
+        <w:rPr>
+          <w:lang w:val="vi-VN"/>
+        </w:rPr>
+      </w:pPr>
+    </w:p>
+    <w:p>
+      <w:pPr>
+        <w:rPr>
+          <w:b/>
+          <w:bCs/>
+          <w:u w:val="single"/>
+          <w:lang w:val="vi-VN"/>
+        </w:rPr>
+      </w:pPr>
+      <w:r>
+        <w:rPr>
+          <w:b/>
+          <w:bCs/>
+          <w:u w:val="single"/>
+          <w:lang w:val="vi-VN"/>
+        </w:rPr>
+        <w:t>- Lưu ý về ví dụ của cơ đấu 6 khâu phẳng:</w:t>
+      </w:r>
+    </w:p>
+    <w:p>
+      <w:pPr>
+        <w:rPr>
+          <w:lang w:val="vi-VN"/>
+        </w:rPr>
+      </w:pPr>
+      <w:r>
+        <w:rPr>
+          <w:lang w:val="vi-VN"/>
+        </w:rPr>
+        <w:t xml:space="preserve">- </w:t>
+      </w:r>
+      <w:r>
+        <w:t>Cơ</w:t>
+      </w:r>
+      <w:r>
+        <w:rPr>
+          <w:lang w:val="vi-VN"/>
+        </w:rPr>
+        <w:t xml:space="preserve"> cấu 6 khâu phẳng trông như thế này </w:t>
+      </w:r>
+    </w:p>
+    <w:p>
+      <w:pPr>
+        <w:jc w:val="center"/>
+        <w:rPr>
+          <w:lang w:val="vi-VN"/>
+        </w:rPr>
+      </w:pPr>
+      <w:r>
+        <w:rPr>
+          <w:noProof/>
+        </w:rPr>
+        <w:drawing>
+          <wp:inline distT="0" distB="0" distL="0" distR="0" wp14:anchorId="64172849" wp14:editId="67716EE8">
+            <wp:extent cx="3143250" cy="1936750"/>
+            <wp:effectExtent l="0" t="0" r="0" b="6350"/>
+            <wp:docPr id="439152624" name="Picture 1" descr="Six-bar linkage from Kinematics of Machinery, 1876"/>
+            <wp:cNvGraphicFramePr>
+              <a:graphicFrameLocks xmlns:a="http://schemas.openxmlformats.org/drawingml/2006/main" noChangeAspect="1"/>
+            </wp:cNvGraphicFramePr>
+            <a:graphic xmlns:a="http://schemas.openxmlformats.org/drawingml/2006/main">
+              <a:graphicData uri="http://schemas.openxmlformats.org/drawingml/2006/picture">
+                <pic:pic xmlns:pic="http://schemas.openxmlformats.org/drawingml/2006/picture">
+                  <pic:nvPicPr>
+                    <pic:cNvPr id="0" name="Picture 1" descr="Six-bar linkage from Kinematics of Machinery, 1876"/>
+                    <pic:cNvPicPr>
+                      <a:picLocks noChangeAspect="1" noChangeArrowheads="1"/>
+                    </pic:cNvPicPr>
+                  </pic:nvPicPr>
+                  <pic:blipFill>
+                    <a:blip r:embed="rId50">
+                      <a:extLst>
+                        <a:ext uri="{28A0092B-C50C-407E-A947-70E740481C1C}">
+                          <a14:useLocalDpi xmlns:a14="http://schemas.microsoft.com/office/drawing/2010/main" val="0"/>
+                        </a:ext>
+                      </a:extLst>
+                    </a:blip>
+                    <a:srcRect/>
+                    <a:stretch>
+                      <a:fillRect/>
+                    </a:stretch>
+                  </pic:blipFill>
+                  <pic:spPr bwMode="auto">
+                    <a:xfrm>
+                      <a:off x="0" y="0"/>
+                      <a:ext cx="3143250" cy="1936750"/>
+                    </a:xfrm>
+                    <a:prstGeom prst="rect">
+                      <a:avLst/>
+                    </a:prstGeom>
+                    <a:noFill/>
+                    <a:ln>
+                      <a:noFill/>
+                    </a:ln>
+                  </pic:spPr>
+                </pic:pic>
+              </a:graphicData>
+            </a:graphic>
+          </wp:inline>
+        </w:drawing>
+      </w:r>
+    </w:p>
+    <w:p>
+      <w:pPr>
+        <w:rPr>
+          <w:lang w:val="vi-VN"/>
+        </w:rPr>
+      </w:pPr>
+      <w:r>
+        <w:rPr>
+          <w:lang w:val="vi-VN"/>
+        </w:rPr>
+        <w:t>- Nhưng nếu bạn chỉ chạy những bước mà tôi bảo thì mujoco sẽ hiện như thế này:</w:t>
+      </w:r>
+    </w:p>
+    <w:p>
+      <w:pPr>
+        <w:jc w:val="center"/>
+        <w:rPr>
+          <w:lang w:val="vi-VN"/>
+        </w:rPr>
+      </w:pPr>
+      <w:r>
+        <w:rPr>
+          <w:noProof/>
+        </w:rPr>
+        <w:lastRenderedPageBreak/>
+        <w:drawing>
+          <wp:inline distT="0" distB="0" distL="0" distR="0" wp14:anchorId="05B8AAD4" wp14:editId="187E33C0">
+            <wp:extent cx="4838700" cy="2870578"/>
+            <wp:effectExtent l="0" t="0" r="0" b="6350"/>
+            <wp:docPr id="935882812" name="Picture 1"/>
+            <wp:cNvGraphicFramePr>
+              <a:graphicFrameLocks xmlns:a="http://schemas.openxmlformats.org/drawingml/2006/main" noChangeAspect="1"/>
+            </wp:cNvGraphicFramePr>
+            <a:graphic xmlns:a="http://schemas.openxmlformats.org/drawingml/2006/main">
+              <a:graphicData uri="http://schemas.openxmlformats.org/drawingml/2006/picture">
+                <pic:pic xmlns:pic="http://schemas.openxmlformats.org/drawingml/2006/picture">
+                  <pic:nvPicPr>
+                    <pic:cNvPr id="935882812" name=""/>
+                    <pic:cNvPicPr/>
+                  </pic:nvPicPr>
+                  <pic:blipFill>
+                    <a:blip r:embed="rId51"/>
+                    <a:stretch>
+                      <a:fillRect/>
+                    </a:stretch>
+                  </pic:blipFill>
+                  <pic:spPr>
+                    <a:xfrm>
+                      <a:off x="0" y="0"/>
+                      <a:ext cx="4844975" cy="2874300"/>
+                    </a:xfrm>
+                    <a:prstGeom prst="rect">
+                      <a:avLst/>
+                    </a:prstGeom>
+                  </pic:spPr>
+                </pic:pic>
+              </a:graphicData>
+            </a:graphic>
+          </wp:inline>
+        </w:drawing>
+      </w:r>
+    </w:p>
+    <w:p>
+      <w:pPr>
+        <w:rPr>
+          <w:lang w:val="vi-VN"/>
+        </w:rPr>
+      </w:pPr>
+      <w:r>
+        <w:rPr>
+          <w:lang w:val="vi-VN"/>
+        </w:rPr>
+        <w:t>- Rõ ràng để sửa lại thì bạn phải thêm 1 site ở link2 rồi kết nối nó với  site ở link5 (link5_end)</w:t>
+      </w:r>
+    </w:p>
+    <w:p>
+      <w:pPr>
+        <w:rPr>
+          <w:lang w:val="vi-VN"/>
+        </w:rPr>
+      </w:pPr>
+      <w:r>
+        <w:rPr>
+          <w:noProof/>
+          <w:lang w:val="vi-VN"/>
+        </w:rPr>
+        <mc:AlternateContent>
+          <mc:Choice Requires="wps">
+            <w:drawing>
+              <wp:anchor distT="0" distB="0" distL="114300" distR="114300" simplePos="0" relativeHeight="251791360" behindDoc="0" locked="0" layoutInCell="1" allowOverlap="1" wp14:anchorId="3C941116" wp14:editId="176045A6">
+                <wp:simplePos x="0" y="0"/>
+                <wp:positionH relativeFrom="column">
+                  <wp:posOffset>793115</wp:posOffset>
+                </wp:positionH>
+                <wp:positionV relativeFrom="paragraph">
+                  <wp:posOffset>240030</wp:posOffset>
+                </wp:positionV>
+                <wp:extent cx="4146550" cy="361950"/>
+                <wp:effectExtent l="0" t="0" r="25400" b="19050"/>
+                <wp:wrapNone/>
+                <wp:docPr id="1356881757" name="Rectangle 2"/>
+                <wp:cNvGraphicFramePr/>
+                <a:graphic xmlns:a="http://schemas.openxmlformats.org/drawingml/2006/main">
+                  <a:graphicData uri="http://schemas.microsoft.com/office/word/2010/wordprocessingShape">
+                    <wps:wsp>
+                      <wps:cNvSpPr/>
+                      <wps:spPr>
+                        <a:xfrm>
+                          <a:off x="0" y="0"/>
+                          <a:ext cx="4146550" cy="361950"/>
+                        </a:xfrm>
+                        <a:prstGeom prst="rect">
+                          <a:avLst/>
+                        </a:prstGeom>
+                        <a:noFill/>
+                        <a:ln>
+                          <a:solidFill>
+                            <a:srgbClr val="EE0000"/>
+                          </a:solidFill>
+                        </a:ln>
+                      </wps:spPr>
+                      <wps:style>
+                        <a:lnRef idx="2">
+                          <a:schemeClr val="accent1">
+                            <a:shade val="15000"/>
+                          </a:schemeClr>
+                        </a:lnRef>
+                        <a:fillRef idx="1">
+                          <a:schemeClr val="accent1"/>
+                        </a:fillRef>
+                        <a:effectRef idx="0">
+                          <a:schemeClr val="accent1"/>
+                        </a:effectRef>
+                        <a:fontRef idx="minor">
+                          <a:schemeClr val="lt1"/>
+                        </a:fontRef>
+                      </wps:style>
+                      <wps:bodyPr rot="0" spcFirstLastPara="0" vertOverflow="overflow" horzOverflow="overflow" vert="horz" wrap="square" lIns="91440" tIns="45720" rIns="91440" bIns="45720" numCol="1" spcCol="0" rtlCol="0" fromWordArt="0" anchor="ctr" anchorCtr="0" forceAA="0" compatLnSpc="1">
+                        <a:prstTxWarp prst="textNoShape">
+                          <a:avLst/>
+                        </a:prstTxWarp>
+                        <a:noAutofit/>
+                      </wps:bodyPr>
+                    </wps:wsp>
+                  </a:graphicData>
+                </a:graphic>
+                <wp14:sizeRelV relativeFrom="margin">
+                  <wp14:pctHeight>0</wp14:pctHeight>
+                </wp14:sizeRelV>
+              </wp:anchor>
+            </w:drawing>
+          </mc:Choice>
+          <mc:Fallback>
+            <w:pict>
+              <v:rect w14:anchorId="7B98B244" id="Rectangle 2" o:spid="_x0000_s1026" style="position:absolute;margin-left:62.45pt;margin-top:18.9pt;width:326.5pt;height:28.5pt;z-index:251791360;visibility:visible;mso-wrap-style:square;mso-height-percent:0;mso-wrap-distance-left:9pt;mso-wrap-distance-top:0;mso-wrap-distance-right:9pt;mso-wrap-distance-bottom:0;mso-position-horizontal:absolute;mso-position-horizontal-relative:text;mso-position-vertical:absolute;mso-position-vertical-relative:text;mso-height-percent:0;mso-height-relative:margin;v-text-anchor:middle" o:gfxdata="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" filled="f" strokecolor="#e00" strokeweight="1pt"/>
+            </w:pict>
+          </mc:Fallback>
+        </mc:AlternateContent>
+      </w:r>
+      <w:r>
+        <w:rPr>
+          <w:lang w:val="vi-VN"/>
+        </w:rPr>
+        <w:t>- Mở XML.xml</w:t>
+      </w:r>
+      <w:r>
+        <w:rPr>
+          <w:lang w:val="vi-VN"/>
+        </w:rPr>
+        <w:t xml:space="preserve"> ở folder </w:t>
+      </w:r>
+      <w:r>
+        <w:rPr>
+          <w:lang w:val="vi-VN"/>
+        </w:rPr>
+        <w:t>Result</w:t>
+      </w:r>
+      <w:r>
+        <w:rPr>
+          <w:lang w:val="vi-VN"/>
+        </w:rPr>
+        <w:t xml:space="preserve"> rồi</w:t>
+      </w:r>
+      <w:r>
+        <w:rPr>
+          <w:lang w:val="vi-VN"/>
+        </w:rPr>
+        <w:t xml:space="preserve"> </w:t>
+      </w:r>
+      <w:r>
+        <w:rPr>
+          <w:lang w:val="vi-VN"/>
+        </w:rPr>
+        <w:t>thêm:</w:t>
+      </w:r>
+      <w:r>
+        <w:rPr>
+          <w:lang w:val="vi-VN"/>
+        </w:rPr>
+        <w:t xml:space="preserve"> </w:t>
+      </w:r>
+    </w:p>
+    <w:p>
+      <w:pPr>
+        <w:jc w:val="center"/>
+      </w:pPr>
+      <w:r>
+        <w:t>&lt;site name="connet_</w:t>
+      </w:r>
+      <w:r>
+        <w:t>link5</w:t>
+      </w:r>
+      <w:r>
+        <w:t>" pos="1 0 0" size="0.02"/&gt;</w:t>
+      </w:r>
+    </w:p>
+    <w:p>
+      <w:pPr>
+        <w:rPr>
+          <w:lang w:val="vi-VN"/>
+        </w:rPr>
+      </w:pPr>
+      <w:r>
+        <w:rPr>
+          <w:noProof/>
+          <w:lang w:val="vi-VN"/>
+        </w:rPr>
+        <mc:AlternateContent>
+          <mc:Choice Requires="wpi">
+            <w:drawing>
+              <wp:anchor distT="0" distB="0" distL="114300" distR="114300" simplePos="0" relativeHeight="251795456" behindDoc="0" locked="0" layoutInCell="1" allowOverlap="1" wp14:anchorId="635C9DCF" wp14:editId="731F0A5A">
+                <wp:simplePos x="0" y="0"/>
+                <wp:positionH relativeFrom="column">
+                  <wp:posOffset>4996815</wp:posOffset>
+                </wp:positionH>
+                <wp:positionV relativeFrom="paragraph">
+                  <wp:posOffset>-227330</wp:posOffset>
+                </wp:positionV>
+                <wp:extent cx="940435" cy="1181730"/>
+                <wp:effectExtent l="38100" t="38100" r="50165" b="38100"/>
+                <wp:wrapNone/>
+                <wp:docPr id="1922816576" name="Ink 7"/>
+                <wp:cNvGraphicFramePr/>
+                <a:graphic xmlns:a="http://schemas.openxmlformats.org/drawingml/2006/main">
+                  <a:graphicData uri="http://schemas.microsoft.com/office/word/2010/wordprocessingInk">
+                    <w14:contentPart bwMode="auto" r:id="rId52">
+                      <w14:nvContentPartPr>
+                        <w14:cNvContentPartPr/>
+                      </w14:nvContentPartPr>
+                      <w14:xfrm>
+                        <a:off x="0" y="0"/>
+                        <a:ext cx="940435" cy="1181730"/>
+                      </w14:xfrm>
+                    </w14:contentPart>
+                  </a:graphicData>
+                </a:graphic>
+              </wp:anchor>
+            </w:drawing>
+          </mc:Choice>
+          <mc:Fallback>
+            <w:pict>
+              <v:shapetype w14:anchorId="0BBA0F91" id="_x0000_t75" coordsize="21600,21600" o:spt="75" o:preferrelative="t" path="m@4@5l@4@11@9@11@9@5xe" filled="f" stroked="f">
+                <v:stroke joinstyle="miter"/>
+                <v:formulas>
+                  <v:f eqn="if lineDrawn pixelLineWidth 0"/>
+                  <v:f eqn="sum @0 1 0"/>
+                  <v:f eqn="sum 0 0 @1"/>
+                  <v:f eqn="prod @2 1 2"/>
+                  <v:f eqn="prod @3 21600 pixelWidth"/>
+                  <v:f eqn="prod @3 21600 pixelHeight"/>
+                  <v:f eqn="sum @0 0 1"/>
+                  <v:f eqn="prod @6 1 2"/>
+                  <v:f eqn="prod @7 21600 pixelWidth"/>
+                  <v:f eqn="sum @8 21600 0"/>
+                  <v:f eqn="prod @7 21600 pixelHeight"/>
+                  <v:f eqn="sum @10 21600 0"/>
+                </v:formulas>
+                <v:path o:extrusionok="f" gradientshapeok="t" o:connecttype="rect"/>
+                <o:lock v:ext="edit" aspectratio="t"/>
+              </v:shapetype>
+              <v:shape id="Ink 7" o:spid="_x0000_s1026" type="#_x0000_t75" style="position:absolute;margin-left:392.95pt;margin-top:-18.4pt;width:75pt;height:94.05pt;z-index:251795456;visibility:visible;mso-wrap-style:square;mso-wrap-distance-left:9pt;mso-wrap-distance-top:0;mso-wrap-distance-right:9pt;mso-wrap-distance-bottom:0;mso-position-horizontal:absolute;mso-position-horizontal-relative:text;mso-position-vertical:absolute;mso-position-vertical-relative:text" o:gfxdata="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">
+                <v:imagedata r:id="rId53" o:title=""/>
+              </v:shape>
+            </w:pict>
+          </mc:Fallback>
+        </mc:AlternateContent>
+      </w:r>
+      <w:r>
+        <w:rPr>
+          <w:noProof/>
+          <w:lang w:val="vi-VN"/>
+        </w:rPr>
+        <mc:AlternateContent>
+          <mc:Choice Requires="wps">
+            <w:drawing>
+              <wp:anchor distT="0" distB="0" distL="114300" distR="114300" simplePos="0" relativeHeight="251792384" behindDoc="0" locked="0" layoutInCell="1" allowOverlap="1" wp14:anchorId="08DD1E14" wp14:editId="25D790A7">
+                <wp:simplePos x="0" y="0"/>
+                <wp:positionH relativeFrom="column">
+                  <wp:posOffset>1104265</wp:posOffset>
+                </wp:positionH>
+                <wp:positionV relativeFrom="paragraph">
+                  <wp:posOffset>776605</wp:posOffset>
+                </wp:positionV>
+                <wp:extent cx="4324350" cy="254000"/>
+                <wp:effectExtent l="0" t="0" r="19050" b="12700"/>
+                <wp:wrapNone/>
+                <wp:docPr id="1610295939" name="Rectangle 2"/>
+                <wp:cNvGraphicFramePr/>
+                <a:graphic xmlns:a="http://schemas.openxmlformats.org/drawingml/2006/main">
+                  <a:graphicData uri="http://schemas.microsoft.com/office/word/2010/wordprocessingShape">
+                    <wps:wsp>
+                      <wps:cNvSpPr/>
+                      <wps:spPr>
+                        <a:xfrm>
+                          <a:off x="0" y="0"/>
+                          <a:ext cx="4324350" cy="254000"/>
+                        </a:xfrm>
+                        <a:prstGeom prst="rect">
+                          <a:avLst/>
+                        </a:prstGeom>
+                        <a:noFill/>
+                        <a:ln>
+                          <a:solidFill>
+                            <a:srgbClr val="EE0000"/>
+                          </a:solidFill>
+                        </a:ln>
+                      </wps:spPr>
+                      <wps:style>
+                        <a:lnRef idx="2">
+                          <a:schemeClr val="accent1">
+                            <a:shade val="15000"/>
+                          </a:schemeClr>
+                        </a:lnRef>
+                        <a:fillRef idx="1">
+                          <a:schemeClr val="accent1"/>
+                        </a:fillRef>
+                        <a:effectRef idx="0">
+                          <a:schemeClr val="accent1"/>
+                        </a:effectRef>
+                        <a:fontRef idx="minor">
+                          <a:schemeClr val="lt1"/>
+                        </a:fontRef>
+                      </wps:style>
+                      <wps:bodyPr rot="0" spcFirstLastPara="0" vertOverflow="overflow" horzOverflow="overflow" vert="horz" wrap="square" lIns="91440" tIns="45720" rIns="91440" bIns="45720" numCol="1" spcCol="0" rtlCol="0" fromWordArt="0" anchor="ctr" anchorCtr="0" forceAA="0" compatLnSpc="1">
+                        <a:prstTxWarp prst="textNoShape">
+                          <a:avLst/>
+                        </a:prstTxWarp>
+                        <a:noAutofit/>
+                      </wps:bodyPr>
+                    </wps:wsp>
+                  </a:graphicData>
+                </a:graphic>
+                <wp14:sizeRelH relativeFrom="margin">
+                  <wp14:pctWidth>0</wp14:pctWidth>
+                </wp14:sizeRelH>
+                <wp14:sizeRelV relativeFrom="margin">
+                  <wp14:pctHeight>0</wp14:pctHeight>
+                </wp14:sizeRelV>
+              </wp:anchor>
+            </w:drawing>
+          </mc:Choice>
+          <mc:Fallback>
+            <w:pict>
+              <v:rect w14:anchorId="3A42CC45" id="Rectangle 2" o:spid="_x0000_s1026" style="position:absolute;margin-left:86.95pt;margin-top:61.15pt;width:340.5pt;height:20pt;z-index:251792384;visibility:visible;mso-wrap-style:square;mso-width-percent:0;mso-height-percent:0;mso-wrap-distance-left:9pt;mso-wrap-distance-top:0;mso-wrap-distance-right:9pt;mso-wrap-distance-bottom:0;mso-position-horizontal:absolute;mso-position-horizontal-relative:text;mso-position-vertical:absolute;mso-position-vertical-relative:text;mso-width-percent:0;mso-height-percent:0;mso-width-relative:margin;mso-height-relative:margin;v-text-anchor:middle" o:gfxdata="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" filled="f" strokecolor="#e00" strokeweight="1pt"/>
+            </w:pict>
+          </mc:Fallback>
+        </mc:AlternateContent>
+      </w:r>
+      <w:r>
+        <w:rPr>
+          <w:noProof/>
+        </w:rPr>
+        <w:drawing>
+          <wp:inline distT="0" distB="0" distL="0" distR="0" wp14:anchorId="59D510A9" wp14:editId="5DED13DC">
+            <wp:extent cx="5760720" cy="1218565"/>
+            <wp:effectExtent l="0" t="0" r="0" b="635"/>
+            <wp:docPr id="520662973" name="Picture 1"/>
+            <wp:cNvGraphicFramePr>
+              <a:graphicFrameLocks xmlns:a="http://schemas.openxmlformats.org/drawingml/2006/main" noChangeAspect="1"/>
+            </wp:cNvGraphicFramePr>
+            <a:graphic xmlns:a="http://schemas.openxmlformats.org/drawingml/2006/main">
+              <a:graphicData uri="http://schemas.openxmlformats.org/drawingml/2006/picture">
+                <pic:pic xmlns:pic="http://schemas.openxmlformats.org/drawingml/2006/picture">
+                  <pic:nvPicPr>
+                    <pic:cNvPr id="520662973" name=""/>
+                    <pic:cNvPicPr/>
+                  </pic:nvPicPr>
+                  <pic:blipFill>
+                    <a:blip r:embed="rId54"/>
+                    <a:stretch>
+                      <a:fillRect/>
+                    </a:stretch>
+                  </pic:blipFill>
+                  <pic:spPr>
+                    <a:xfrm>
+                      <a:off x="0" y="0"/>
+                      <a:ext cx="5760720" cy="1218565"/>
+                    </a:xfrm>
+                    <a:prstGeom prst="rect">
+                      <a:avLst/>
+                    </a:prstGeom>
+                  </pic:spPr>
+                </pic:pic>
+              </a:graphicData>
+            </a:graphic>
+          </wp:inline>
+        </w:drawing>
+      </w:r>
+    </w:p>
+    <w:p>
+      <w:pPr>
+        <w:rPr>
+          <w:lang w:val="vi-VN"/>
+        </w:rPr>
+      </w:pPr>
+    </w:p>
+    <w:p>
+      <w:pPr>
+        <w:rPr>
+          <w:lang w:val="vi-VN"/>
+        </w:rPr>
+      </w:pPr>
+    </w:p>
+    <w:p>
+      <w:pPr>
+        <w:jc w:val="center"/>
+        <w:rPr>
+          <w:lang w:val="vi-VN"/>
+        </w:rPr>
+      </w:pPr>
+      <w:r>
+        <w:rPr>
+          <w:noProof/>
+          <w:lang w:val="vi-VN"/>
+        </w:rPr>
+        <mc:AlternateContent>
+          <mc:Choice Requires="wps">
+            <w:drawing>
+              <wp:anchor distT="0" distB="0" distL="114300" distR="114300" simplePos="0" relativeHeight="251793408" behindDoc="0" locked="0" layoutInCell="1" allowOverlap="1" wp14:anchorId="6B1FD169" wp14:editId="3EB197F7">
+                <wp:simplePos x="0" y="0"/>
+                <wp:positionH relativeFrom="column">
+                  <wp:posOffset>762000</wp:posOffset>
+                </wp:positionH>
+                <wp:positionV relativeFrom="paragraph">
+                  <wp:posOffset>-59055</wp:posOffset>
+                </wp:positionV>
+                <wp:extent cx="4146550" cy="361950"/>
+                <wp:effectExtent l="0" t="0" r="25400" b="19050"/>
+                <wp:wrapNone/>
+                <wp:docPr id="943075579" name="Rectangle 2"/>
+                <wp:cNvGraphicFramePr/>
+                <a:graphic xmlns:a="http://schemas.openxmlformats.org/drawingml/2006/main">
+                  <a:graphicData uri="http://schemas.microsoft.com/office/word/2010/wordprocessingShape">
+                    <wps:wsp>
+                      <wps:cNvSpPr/>
+                      <wps:spPr>
+                        <a:xfrm>
+                          <a:off x="0" y="0"/>
+                          <a:ext cx="4146550" cy="361950"/>
+                        </a:xfrm>
+                        <a:prstGeom prst="rect">
+                          <a:avLst/>
+                        </a:prstGeom>
+                        <a:noFill/>
+                        <a:ln>
+                          <a:solidFill>
+                            <a:srgbClr val="EE0000"/>
+                          </a:solidFill>
+                        </a:ln>
+                      </wps:spPr>
+                      <wps:style>
+                        <a:lnRef idx="2">
+                          <a:schemeClr val="accent1">
+                            <a:shade val="15000"/>
+                          </a:schemeClr>
+                        </a:lnRef>
+                        <a:fillRef idx="1">
+                          <a:schemeClr val="accent1"/>
+                        </a:fillRef>
+                        <a:effectRef idx="0">
+                          <a:schemeClr val="accent1"/>
+                        </a:effectRef>
+                        <a:fontRef idx="minor">
+                          <a:schemeClr val="lt1"/>
+                        </a:fontRef>
+                      </wps:style>
+                      <wps:bodyPr rot="0" spcFirstLastPara="0" vertOverflow="overflow" horzOverflow="overflow" vert="horz" wrap="square" lIns="91440" tIns="45720" rIns="91440" bIns="45720" numCol="1" spcCol="0" rtlCol="0" fromWordArt="0" anchor="ctr" anchorCtr="0" forceAA="0" compatLnSpc="1">
+                        <a:prstTxWarp prst="textNoShape">
+                          <a:avLst/>
+                        </a:prstTxWarp>
+                        <a:noAutofit/>
+                      </wps:bodyPr>
+                    </wps:wsp>
+                  </a:graphicData>
+                </a:graphic>
+                <wp14:sizeRelV relativeFrom="margin">
+                  <wp14:pctHeight>0</wp14:pctHeight>
+                </wp14:sizeRelV>
+              </wp:anchor>
+            </w:drawing>
+          </mc:Choice>
+          <mc:Fallback>
+            <w:pict>
+              <v:rect w14:anchorId="1809CD19" id="Rectangle 2" o:spid="_x0000_s1026" style="position:absolute;margin-left:60pt;margin-top:-4.65pt;width:326.5pt;height:28.5pt;z-index:251793408;visibility:visible;mso-wrap-style:square;mso-height-percent:0;mso-wrap-distance-left:9pt;mso-wrap-distance-top:0;mso-wrap-distance-right:9pt;mso-wrap-distance-bottom:0;mso-position-horizontal:absolute;mso-position-horizontal-relative:text;mso-position-vertical:absolute;mso-position-vertical-relative:text;mso-height-percent:0;mso-height-relative:margin;v-text-anchor:middle" o:gfxdata="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" filled="f" strokecolor="#e00" strokeweight="1pt"/>
+            </w:pict>
+          </mc:Fallback>
+        </mc:AlternateContent>
+      </w:r>
+      <w:r>
+        <w:t>&lt;connect site1="link5_end" site2="connet_</w:t>
+      </w:r>
+      <w:r>
+        <w:t>link5</w:t>
+      </w:r>
+      <w:r>
+        <w:t>"/&gt;</w:t>
+      </w:r>
+    </w:p>
+    <w:p>
+      <w:pPr>
+        <w:jc w:val="center"/>
+        <w:rPr>
+          <w:lang w:val="vi-VN"/>
+        </w:rPr>
+      </w:pPr>
+      <w:r>
+        <w:rPr>
+          <w:noProof/>
+          <w:lang w:val="vi-VN"/>
+        </w:rPr>
+        <mc:AlternateContent>
+          <mc:Choice Requires="wps">
+            <w:drawing>
+              <wp:anchor distT="0" distB="0" distL="114300" distR="114300" simplePos="0" relativeHeight="251796480" behindDoc="0" locked="0" layoutInCell="1" allowOverlap="1" wp14:anchorId="3E1FAB15" wp14:editId="5FF321FD">
+                <wp:simplePos x="0" y="0"/>
+                <wp:positionH relativeFrom="column">
+                  <wp:posOffset>926465</wp:posOffset>
+                </wp:positionH>
+                <wp:positionV relativeFrom="paragraph">
+                  <wp:posOffset>450215</wp:posOffset>
+                </wp:positionV>
+                <wp:extent cx="4546600" cy="241300"/>
+                <wp:effectExtent l="0" t="0" r="25400" b="25400"/>
+                <wp:wrapNone/>
+                <wp:docPr id="1835613365" name="Rectangle 2"/>
+                <wp:cNvGraphicFramePr/>
+                <a:graphic xmlns:a="http://schemas.openxmlformats.org/drawingml/2006/main">
+                  <a:graphicData uri="http://schemas.microsoft.com/office/word/2010/wordprocessingShape">
+                    <wps:wsp>
+                      <wps:cNvSpPr/>
+                      <wps:spPr>
+                        <a:xfrm>
+                          <a:off x="0" y="0"/>
+                          <a:ext cx="4546600" cy="241300"/>
+                        </a:xfrm>
+                        <a:prstGeom prst="rect">
+                          <a:avLst/>
+                        </a:prstGeom>
+                        <a:noFill/>
+                        <a:ln>
+                          <a:solidFill>
+                            <a:srgbClr val="EE0000"/>
+                          </a:solidFill>
+                        </a:ln>
+                      </wps:spPr>
+                      <wps:style>
+                        <a:lnRef idx="2">
+                          <a:schemeClr val="accent1">
+                            <a:shade val="15000"/>
+                          </a:schemeClr>
+                        </a:lnRef>
+                        <a:fillRef idx="1">
+                          <a:schemeClr val="accent1"/>
+                        </a:fillRef>
+                        <a:effectRef idx="0">
+                          <a:schemeClr val="accent1"/>
+                        </a:effectRef>
+                        <a:fontRef idx="minor">
+                          <a:schemeClr val="lt1"/>
+                        </a:fontRef>
+                      </wps:style>
+                      <wps:bodyPr rot="0" spcFirstLastPara="0" vertOverflow="overflow" horzOverflow="overflow" vert="horz" wrap="square" lIns="91440" tIns="45720" rIns="91440" bIns="45720" numCol="1" spcCol="0" rtlCol="0" fromWordArt="0" anchor="ctr" anchorCtr="0" forceAA="0" compatLnSpc="1">
+                        <a:prstTxWarp prst="textNoShape">
+                          <a:avLst/>
+                        </a:prstTxWarp>
+                        <a:noAutofit/>
+                      </wps:bodyPr>
+                    </wps:wsp>
+                  </a:graphicData>
+                </a:graphic>
+                <wp14:sizeRelH relativeFrom="margin">
+                  <wp14:pctWidth>0</wp14:pctWidth>
+                </wp14:sizeRelH>
+                <wp14:sizeRelV relativeFrom="margin">
+                  <wp14:pctHeight>0</wp14:pctHeight>
+                </wp14:sizeRelV>
+              </wp:anchor>
+            </w:drawing>
+          </mc:Choice>
+          <mc:Fallback>
+            <w:pict>
+              <v:rect w14:anchorId="68B692CC" id="Rectangle 2" o:spid="_x0000_s1026" style="position:absolute;margin-left:72.95pt;margin-top:35.45pt;width:358pt;height:19pt;z-index:251796480;visibility:visible;mso-wrap-style:square;mso-width-percent:0;mso-height-percent:0;mso-wrap-distance-left:9pt;mso-wrap-distance-top:0;mso-wrap-distance-right:9pt;mso-wrap-distance-bottom:0;mso-position-horizontal:absolute;mso-position-horizontal-relative:text;mso-position-vertical:absolute;mso-position-vertical-relative:text;mso-width-percent:0;mso-height-percent:0;mso-width-relative:margin;mso-height-relative:margin;v-text-anchor:middle" o:gfxdata="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" filled="f" strokecolor="#e00" strokeweight="1pt"/>
+            </w:pict>
+          </mc:Fallback>
+        </mc:AlternateContent>
+      </w:r>
+      <w:r>
+        <w:rPr>
+          <w:noProof/>
+        </w:rPr>
+        <w:drawing>
+          <wp:inline distT="0" distB="0" distL="0" distR="0" wp14:anchorId="0D6BCD31" wp14:editId="7BAB81F3">
+            <wp:extent cx="5760720" cy="913765"/>
+            <wp:effectExtent l="0" t="0" r="0" b="635"/>
+            <wp:docPr id="204621886" name="Picture 1"/>
+            <wp:cNvGraphicFramePr>
+              <a:graphicFrameLocks xmlns:a="http://schemas.openxmlformats.org/drawingml/2006/main" noChangeAspect="1"/>
+            </wp:cNvGraphicFramePr>
+            <a:graphic xmlns:a="http://schemas.openxmlformats.org/drawingml/2006/main">
+              <a:graphicData uri="http://schemas.openxmlformats.org/drawingml/2006/picture">
+                <pic:pic xmlns:pic="http://schemas.openxmlformats.org/drawingml/2006/picture">
+                  <pic:nvPicPr>
+                    <pic:cNvPr id="204621886" name=""/>
+                    <pic:cNvPicPr/>
+                  </pic:nvPicPr>
+                  <pic:blipFill>
+                    <a:blip r:embed="rId55"/>
+                    <a:stretch>
+                      <a:fillRect/>
+                    </a:stretch>
+                  </pic:blipFill>
+                  <pic:spPr>
+                    <a:xfrm>
+                      <a:off x="0" y="0"/>
+                      <a:ext cx="5760720" cy="913765"/>
+                    </a:xfrm>
+                    <a:prstGeom prst="rect">
+                      <a:avLst/>
+                    </a:prstGeom>
+                  </pic:spPr>
+                </pic:pic>
+              </a:graphicData>
+            </a:graphic>
+          </wp:inline>
+        </w:drawing>
+      </w:r>
+      <w:r>
+        <w:rPr>
+          <w:noProof/>
+          <w:lang w:val="vi-VN"/>
+        </w:rPr>
+        <mc:AlternateContent>
+          <mc:Choice Requires="wpi">
+            <w:drawing>
+              <wp:anchor distT="0" distB="0" distL="114300" distR="114300" simplePos="0" relativeHeight="251794432" behindDoc="0" locked="0" layoutInCell="1" allowOverlap="1" wp14:anchorId="7DA54D78" wp14:editId="499A0116">
+                <wp:simplePos x="0" y="0"/>
+                <wp:positionH relativeFrom="column">
+                  <wp:posOffset>5002530</wp:posOffset>
+                </wp:positionH>
+                <wp:positionV relativeFrom="paragraph">
+                  <wp:posOffset>-266700</wp:posOffset>
+                </wp:positionV>
+                <wp:extent cx="890270" cy="890480"/>
+                <wp:effectExtent l="38100" t="38100" r="43180" b="43180"/>
+                <wp:wrapNone/>
+                <wp:docPr id="383457700" name="Ink 8"/>
+                <wp:cNvGraphicFramePr/>
+                <a:graphic xmlns:a="http://schemas.openxmlformats.org/drawingml/2006/main">
+                  <a:graphicData uri="http://schemas.microsoft.com/office/word/2010/wordprocessingInk">
+                    <w14:contentPart bwMode="auto" r:id="rId56">
+                      <w14:nvContentPartPr>
+                        <w14:cNvContentPartPr/>
+                      </w14:nvContentPartPr>
+                      <w14:xfrm>
+                        <a:off x="0" y="0"/>
+                        <a:ext cx="890270" cy="890480"/>
+                      </w14:xfrm>
+                    </w14:contentPart>
+                  </a:graphicData>
+                </a:graphic>
+              </wp:anchor>
+            </w:drawing>
+          </mc:Choice>
+          <mc:Fallback>
+            <w:pict>
+              <v:shape w14:anchorId="59FB4AC3" id="Ink 8" o:spid="_x0000_s1026" type="#_x0000_t75" style="position:absolute;margin-left:393.4pt;margin-top:-21.5pt;width:71.05pt;height:71.1pt;z-index:251794432;visibility:visible;mso-wrap-style:square;mso-wrap-distance-left:9pt;mso-wrap-distance-top:0;mso-wrap-distance-right:9pt;mso-wrap-distance-bottom:0;mso-position-horizontal:absolute;mso-position-horizontal-relative:text;mso-position-vertical:absolute;mso-position-vertical-relative:text" o:gfxdata="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">
+                <v:imagedata r:id="rId57" o:title=""/>
+              </v:shape>
+            </w:pict>
+          </mc:Fallback>
+        </mc:AlternateContent>
+      </w:r>
+    </w:p>
+    <w:p>
+      <w:pPr>
+        <w:rPr>
+          <w:lang w:val="vi-VN"/>
+        </w:rPr>
+      </w:pPr>
+    </w:p>
+    <w:p>
+      <w:pPr>
+        <w:rPr>
+          <w:lang w:val="vi-VN"/>
+        </w:rPr>
+      </w:pPr>
+      <w:r>
+        <w:rPr>
+          <w:lang w:val="vi-VN"/>
+        </w:rPr>
+        <w:t>Giống nhử file XML.xml mà tôi đã đế sẵn trong folder này. Nếu bạn kéo file XML.xml trong folder cơ cấu 6 khâu phẳng của tôi khả năng cao sẽ bị lỗi đường dẫn do file có tiếng việt và dấu cách. Nên để ra đường dẫn mà không có tiếng việt và dấu cách.</w:t>
+      </w:r>
+    </w:p>
+    <w:p>
+      <w:pPr>
+        <w:rPr>
+          <w:lang w:val="vi-VN"/>
+        </w:rPr>
+      </w:pPr>
+      <w:r>
+        <w:rPr>
+          <w:lang w:val="vi-VN"/>
+        </w:rPr>
+        <w:lastRenderedPageBreak/>
+        <w:t>- Lưu lại và kéo file XML.xml vào mujoco là ok.</w:t>
+      </w:r>
+      <w:r>
+        <w:rPr>
+          <w:noProof/>
+        </w:rPr>
+        <w:t xml:space="preserve"> </w:t>
+      </w:r>
+      <w:r>
+        <w:rPr>
+          <w:noProof/>
+        </w:rPr>
+        <w:drawing>
+          <wp:inline distT="0" distB="0" distL="0" distR="0" wp14:anchorId="342872A6" wp14:editId="0EC312FD">
+            <wp:extent cx="5032375" cy="2714712"/>
+            <wp:effectExtent l="0" t="0" r="0" b="9525"/>
+            <wp:docPr id="862269111" name="Picture 1"/>
+            <wp:cNvGraphicFramePr>
+              <a:graphicFrameLocks xmlns:a="http://schemas.openxmlformats.org/drawingml/2006/main" noChangeAspect="1"/>
+            </wp:cNvGraphicFramePr>
+            <a:graphic xmlns:a="http://schemas.openxmlformats.org/drawingml/2006/main">
+              <a:graphicData uri="http://schemas.openxmlformats.org/drawingml/2006/picture">
+                <pic:pic xmlns:pic="http://schemas.openxmlformats.org/drawingml/2006/picture">
+                  <pic:nvPicPr>
+                    <pic:cNvPr id="862269111" name=""/>
+                    <pic:cNvPicPr/>
+                  </pic:nvPicPr>
+                  <pic:blipFill>
+                    <a:blip r:embed="rId58"/>
+                    <a:stretch>
+                      <a:fillRect/>
+                    </a:stretch>
+                  </pic:blipFill>
+                  <pic:spPr>
+                    <a:xfrm>
+                      <a:off x="0" y="0"/>
+                      <a:ext cx="5034440" cy="2715826"/>
+                    </a:xfrm>
+                    <a:prstGeom prst="rect">
+                      <a:avLst/>
+                    </a:prstGeom>
+                  </pic:spPr>
+                </pic:pic>
+              </a:graphicData>
+            </a:graphic>
+          </wp:inline>
+        </w:drawing>
+      </w:r>
     </w:p>
     <w:p>
       <w:pPr>
@@ -4431,7 +5783,6 @@
   <w:style w:type="character" w:default="1" w:styleId="DefaultParagraphFont">
     <w:name w:val="Default Paragraph Font"/>
     <w:uiPriority w:val="1"/>
-    <w:semiHidden/>
     <w:unhideWhenUsed/>
   </w:style>
   <w:style w:type="table" w:default="1" w:styleId="TableNormal">
@@ -4784,6 +6135,322 @@
           <inkml:channelProperty channel="F" name="resolution" value="0" units="1/dev"/>
         </inkml:channelProperties>
       </inkml:inkSource>
+      <inkml:timestamp xml:id="ts0" timeString="2026-03-04T14:34:16.880"/>
+    </inkml:context>
+    <inkml:brush xml:id="br0">
+      <inkml:brushProperty name="width" value="0.035" units="cm"/>
+      <inkml:brushProperty name="height" value="0.035" units="cm"/>
+      <inkml:brushProperty name="color" value="#E71224"/>
+    </inkml:brush>
+  </inkml:definitions>
+  <inkml:trace contextRef="#ctx0" brushRef="#br0">1487 1031 24575,'-6'-5'0,"1"1"0,-1 1 0,0-1 0,-1 1 0,1 0 0,-1 0 0,-9-2 0,-3-2 0,-110-47 0,-100-37 0,192 80 0,-1 2 0,-40-4 0,-26-6 0,78 14 0,1 2 0,-1 0 0,-25 2 0,-23-2 0,58 0 0,0 0 0,0 0 0,0-2 0,1 0 0,-1-1 0,-16-9 0,-6-5 0,-41-29 0,-29-30 0,-39-25 0,140 100 0,-4-3 0,1 1 0,0-1 0,-14-12 0,21 16 0,0 0 0,1 0 0,-1-1 0,1 1 0,0 0 0,-1-1 0,2 0 0,-1 1 0,0-1 0,1 0 0,0 0 0,0 0 0,0 0 0,-1-6 0,1 1 0,0 0 0,1 0 0,0 0 0,1 0 0,0 0 0,0 0 0,1 0 0,0 0 0,4-11 0,-4 16 0,0 0 0,0 0 0,0 0 0,0 1 0,1-1 0,0 0 0,0 1 0,0 0 0,0 0 0,0 0 0,1 0 0,0 0 0,-1 0 0,1 1 0,0 0 0,0 0 0,0 0 0,0 0 0,1 1 0,5-2 0,16-1 0,0 1 0,0 1 0,0 1 0,43 4 0,-3-1 0,-58-2-195,0 1 0,0-1 0,0 1 0,0 1 0,0 0 0,10 3 0,-1 2-6631</inkml:trace>
+  <inkml:trace contextRef="#ctx0" brushRef="#br0" timeOffset="2060.56">376 131 24575,'6'3'0,"2"3"0,-1 5 0,0 6 0,-3 3 0,2 1 0,-1 0 0,0 0 0,-2-1 0,-1-1 0,-1-1 0,-4 0 0,-1-3-8191</inkml:trace>
+  <inkml:trace contextRef="#ctx0" brushRef="#br0" timeOffset="4248.19">923 254 24575,'0'-1'0,"-1"0"0,1 0 0,0 0 0,-1 1 0,1-1 0,-1 0 0,1 0 0,-1 1 0,1-1 0,-1 0 0,0 1 0,1-1 0,-1 0 0,0 1 0,1-1 0,-1 1 0,0 0 0,0-1 0,0 1 0,1-1 0,-1 1 0,0 0 0,0 0 0,0-1 0,0 1 0,0 0 0,0 0 0,-1 0 0,-30-3 0,27 3 0,3 0 0,-10-1 0,0 0 0,0 1 0,-1 1 0,1 0 0,-14 3 0,22-3 0,0 0 0,1 1 0,-1-1 0,1 1 0,0 0 0,0 0 0,-1 0 0,1 0 0,0 0 0,1 1 0,-1 0 0,0-1 0,1 1 0,-1 0 0,1 0 0,0 0 0,0 0 0,0 1 0,1-1 0,-1 1 0,-1 3 0,-3 14 0,0 0 0,2 1 0,0-1 0,2 1 0,0 0 0,1 0 0,1 0 0,4 24 0,-4-42 0,1-1 0,-1 1 0,1-1 0,0 0 0,0 1 0,0-1 0,1 0 0,-1 0 0,1 1 0,0-1 0,-1 0 0,1-1 0,1 1 0,-1 0 0,0-1 0,1 1 0,-1-1 0,1 0 0,0 1 0,0-1 0,0-1 0,0 1 0,0 0 0,0-1 0,0 1 0,1-1 0,-1 0 0,0 0 0,6 0 0,8 1 0,0 0 0,0-2 0,0 0 0,30-4 0,-37 3 0,-4 1-124,0-1 0,0 0 0,-1 0 0,1 0 0,0-1 0,-1 0-1,1 0 1,-1-1 0,1 1 0,5-5 0,2-4-6702</inkml:trace>
+  <inkml:trace contextRef="#ctx0" brushRef="#br0" timeOffset="7028.98">1153 131 24575,'-1'20'0,"-7"38"0,1-15 0,-13 155 0,20-195 0,-3 22 0,3-24 0,0 0 0,0 0 0,0 0 0,0 0 0,-1 0 0,1 0 0,0 0 0,-1 0 0,1 0 0,0 0 0,-1 0 0,0 0 0,1 0 0,-1 0 0,1 0 0,-2 1 0,0-5 0,1 0 0,0-1 0,0 1 0,1 0 0,-1-1 0,1 1 0,-1-1 0,1-4 0,0 8 0,0-18 0,0 0 0,4-33 0,-3 44 0,1 0 0,-1 0 0,1 0 0,0 1 0,1-1 0,0 1 0,0-1 0,0 1 0,1 0 0,5-7 0,-8 11 0,1 1 0,-1 0 0,1-1 0,-1 1 0,1 0 0,0 0 0,-1 0 0,1 0 0,0 0 0,0 0 0,0 0 0,0 0 0,0 1 0,0-1 0,0 1 0,0 0 0,0-1 0,0 1 0,0 0 0,0 0 0,0 0 0,0 1 0,0-1 0,0 0 0,0 1 0,0-1 0,0 1 0,0 0 0,0 0 0,-1 0 0,1 0 0,0 0 0,1 1 0,7 5 0,0 0 0,0 0 0,-1 1 0,10 12 0,-16-17 0,3 4 15,0 0 0,0 0 0,-1 0 0,1 1 0,-2 0 0,1 0 0,4 12 0,-7-15-129,-1 1 0,1-1-1,-1 1 1,0 0 0,0-1 0,0 1-1,-1 0 1,0-1 0,0 1 0,-1 0-1,1-1 1,-4 11 0,-1-2-6712</inkml:trace>
+  <inkml:trace contextRef="#ctx0" brushRef="#br0" timeOffset="9701.15">1452 343 24575,'1'0'0,"0"1"0,0-1 0,-1 1 0,1-1 0,0 1 0,-1-1 0,1 1 0,0 0 0,-1-1 0,1 1 0,-1 0 0,1 0 0,-1-1 0,1 1 0,-1 0 0,1 0 0,-1 0 0,0-1 0,0 1 0,1 0 0,-1 0 0,0 0 0,0 0 0,0 1 0,4 26 0,-4-26 0,2 15 0,-2-9 0,1 0 0,-1-1 0,2 1 0,-1 0 0,5 10 0,-5-16 0,0 1 0,0-1 0,0 0 0,1 0 0,-1 0 0,1 0 0,-1 0 0,1 0 0,0 0 0,0-1 0,0 1 0,0-1 0,0 1 0,0-1 0,0 0 0,1 0 0,-1 0 0,0 0 0,1 0 0,-1 0 0,4 0 0,0 1 0,-1-1 0,1 0 0,0-1 0,-1 1 0,1-1 0,0 0 0,0-1 0,-1 1 0,1-1 0,0 0 0,10-4 0,-12 4 0,-1-1 0,1-1 0,-1 1 0,0 0 0,1-1 0,-1 1 0,0-1 0,-1 0 0,1 0 0,0-1 0,-1 1 0,0 0 0,0-1 0,0 1 0,0-1 0,0 0 0,1-5 0,6-22 0,-5 21 0,-4 36 0,0-8-116,-1 4-508,3 36-1,2-36-6201</inkml:trace>
+  <inkml:trace contextRef="#ctx0" brushRef="#br0" timeOffset="11702.62">1929 413 24575,'-4'-1'0,"0"1"0,0 0 0,1 1 0,-1-1 0,0 1 0,0-1 0,0 1 0,0 0 0,1 1 0,-1-1 0,-3 2 0,4-1 0,1 1 0,0-1 0,-1 0 0,1 1 0,0-1 0,0 1 0,1-1 0,-1 1 0,0 0 0,1 0 0,0 0 0,0 0 0,0 0 0,-1 4 0,-4 18 0,2 1 0,1 0 0,0 0 0,2 0 0,1 0 0,5 35 0,-5-59 0,1 1 0,-1-1 0,1 1 0,0-1 0,0 1 0,0-1 0,0 0 0,0 1 0,0-1 0,1 0 0,-1 0 0,1 0 0,-1 0 0,1 0 0,0 0 0,0 0 0,0-1 0,0 1 0,0-1 0,0 1 0,0-1 0,4 2 0,-4-2 0,-1-1 0,1 0 0,-1 1 0,0-1 0,1 0 0,-1 0 0,1 1 0,-1-1 0,1 0 0,-1-1 0,1 1 0,-1 0 0,1 0 0,-1-1 0,1 1 0,-1 0 0,1-1 0,-1 0 0,0 1 0,1-1 0,-1 0 0,0 0 0,0 0 0,1 1 0,-1-1 0,0-1 0,0 1 0,0 0 0,0 0 0,0 0 0,0 0 0,-1-1 0,1 1 0,0 0 0,-1-1 0,1 1 0,-1-1 0,1-1 0,6-25 0,-1 0 0,-1-1 0,-2 1 0,0-46 0,-2 92 0,1-1 0,1 1 0,1-1 0,0 0 0,13 30 0,-4-9 0,-10-26 40,2 0 0,7 16 0,-10-24-164,0-1 0,0 1 1,1-1-1,-1 0 0,1 0 0,-1 0 1,1 0-1,0 0 0,0-1 0,0 0 1,7 4-1,5 1-6702</inkml:trace>
+  <inkml:trace contextRef="#ctx0" brushRef="#br0" timeOffset="13075.52">1752 184 24575,'3'0'0,"0"0"0,0 0 0,-1 0 0,1 1 0,0 0 0,0-1 0,0 1 0,-1 0 0,1 0 0,-1 0 0,1 1 0,-1-1 0,1 1 0,-1-1 0,0 1 0,5 4 0,-4-3 0,0 1 0,0 1 0,0-1 0,0 0 0,-1 1 0,0 0 0,0-1 0,3 10 0,-1 3 0,0 2 0,-1-1 0,-1 0 0,-1 22 0,-1-38 0,0 6 0,1 0 0,-2-1 0,1 1 0,-1 0 0,-4 12 0,5-19 0,0 1 0,-1-1 0,1 1 0,-1-1 0,0 0 0,0 0 0,1 1 0,-1-1 0,0 0 0,0 0 0,0 0 0,0 0 0,0 0 0,0 0 0,-1 0 0,1 0 0,0 0 0,0-1 0,-1 1 0,1 0 0,0-1 0,-1 1 0,1-1 0,-1 1 0,1-1 0,-1 0 0,1 0 0,0 0 0,-1 0 0,1 0 0,-1 0 0,1 0 0,-1 0 0,1 0 0,-1-1 0,1 1 0,-1 0 0,0-2 0,-14-4-227,1 0-1,0-2 1,1 1-1,0-2 1,-21-17-1,11 9-6598</inkml:trace>
+  <inkml:trace contextRef="#ctx0" brushRef="#br0" timeOffset="14311.7">1628 43 24575,'3'0'0,"4"0"0,4-3 0,3-1 0,2 0 0,2 1 0,0 1 0,0 1 0,4 0 0,-3-2 0,-1-4 0,-4-1-8191</inkml:trace>
+  <inkml:trace contextRef="#ctx0" brushRef="#br0" timeOffset="15640.26">2600 114 24575,'4'0'0,"-1"1"0,1-1 0,-1 1 0,1 0 0,-1 0 0,0 0 0,1 1 0,-1-1 0,0 1 0,0 0 0,0 0 0,0 0 0,0 0 0,-1 0 0,1 1 0,-1-1 0,1 1 0,-1 0 0,0 0 0,2 3 0,6 10 0,-1-1 0,12 30 0,-12-25 0,18 38 0,4 13 0,3-2 0,58 86 0,-83-142-273,-1 0 0,0 1 0,-1 1 0,7 19 0,-8-16-6553</inkml:trace>
+  <inkml:trace contextRef="#ctx0" brushRef="#br0" timeOffset="16718.27">2882 131 24575,'0'6'0,"-1"1"0,0 0 0,-1-1 0,1 1 0,-1-1 0,0 1 0,-1-1 0,0 0 0,0 0 0,-5 7 0,-7 10 0,-21 25 0,16-24 0,-31 37 0,30-37 0,-32 46 0,13-10-1365,29-44-5461</inkml:trace>
+  <inkml:trace contextRef="#ctx0" brushRef="#br0" timeOffset="19483.44">3235 96 24575,'-1'26'0,"-7"38"0,0-5 0,-2 16 0,-4-2 0,-24 74 0,9-34 0,27-102 0,-7 18 0,9-29 0,-1 0 0,1 0 0,0 0 0,0 0 0,0 0 0,0 0 0,0 0 0,0 0 0,-1 0 0,1 0 0,0 0 0,0 0 0,0 0 0,0 0 0,0 0 0,0 0 0,0 0 0,-1 0 0,1 0 0,0 0 0,0 0 0,0 0 0,0 0 0,0 0 0,0 0 0,0 0 0,-1-1 0,1 1 0,0 0 0,0 0 0,0 0 0,0 0 0,0 0 0,0 0 0,0 0 0,0-1 0,0 1 0,0 0 0,0 0 0,0 0 0,0 0 0,0 0 0,0 0 0,0-1 0,0 1 0,0 0 0,0 0 0,0 0 0,0 0 0,0 0 0,0 0 0,0-1 0,0 1 0,0 0 0,0 0 0,0 0 0,0 0 0,0 0 0,-1-12 0,1-23 0,2 0 0,2 0 0,1 1 0,14-52 0,-3 17 0,-9 29 0,-5 25 0,0 1 0,1 0 0,1 0 0,8-21 0,72-174 0,-75 185 0,-1 7 0,-6 44 0,-2 0 0,6 46 0,-4-60 0,1 0 0,0 0 0,0-1 0,2 0 0,9 22 0,-13-31 0,1 0 0,0 0 0,-1-1 0,1 1 0,0-1 0,0 1 0,1-1 0,-1 0 0,0 0 0,1 0 0,0 0 0,-1 0 0,1 0 0,0-1 0,0 1 0,0-1 0,0 0 0,5 2 0,-3-3 0,-1 1 0,1-1 0,0 0 0,-1 0 0,1-1 0,0 1 0,-1-1 0,1 0 0,-1 0 0,1-1 0,6-2 0,4-4 0,-1 0 0,0 0 0,-1-1 0,0-1 0,0 0 0,15-16 0,-20 17 0,-1 0 0,1 0 0,-1-1 0,-1 0 0,0 0 0,0 0 0,-1-1 0,0 0 0,-1 0 0,0-1 0,2-11 0,-23 134 0,9-47 0,6-44 0,0 0 0,-1 0 0,-1 0 0,-1-1 0,-9 23 0,7-24-151,1 0-1,0 1 0,2 0 0,0 0 1,1 1-1,1-1 0,1 0 1,2 38-1,0-39-6674</inkml:trace>
+  <inkml:trace contextRef="#ctx0" brushRef="#br0" timeOffset="21498.3">3886 79 24575,'2'120'0,"-4"129"0,-1-222 0,0 0 0,-2 0 0,0-1 0,-2 1 0,-1-1 0,-14 29 0,21-53 0,0-1 0,0 1 0,1 0 0,-1 0 0,0 0 0,1 0 0,0 0 0,-1 0 0,1 0 0,0 0 0,0 0 0,0 0 0,0 0 0,0 0 0,0-1 0,1 4 0,0-3 0,0-1 0,0 0 0,0 0 0,0 1 0,0-1 0,1 0 0,-1 0 0,0 0 0,0 0 0,1-1 0,-1 1 0,0 0 0,1 0 0,-1-1 0,1 1 0,-1-1 0,1 1 0,-1-1 0,1 0 0,0 0 0,-1 1 0,2-1 0,69 4-1365,-48-1-5461</inkml:trace>
+  <inkml:trace contextRef="#ctx0" brushRef="#br0" timeOffset="22953.92">4187 714 24575,'3'0'0,"4"0"0,-2 0 0,-5 9 0,-6 6 0,-4 3 0,-1-1-8191</inkml:trace>
+  <inkml:trace contextRef="#ctx0" brushRef="#br0" timeOffset="24102.8">4505 431 24575,'3'0'0,"4"0"0,7 6 0,3 2 0,6 3 0,-1 2 0,-2 5 0,-4 2 0,-5 8 0,-4 1 0,0-1 0,-2-2 0,-1-3 0,-2-2 0,-1-2 0,0-4-8191</inkml:trace>
+  <inkml:trace contextRef="#ctx0" brushRef="#br0" timeOffset="25748.47">4662 449 24575,'-5'5'0,"-1"-1"0,0 0 0,0 0 0,0 0 0,-1 0 0,-8 3 0,-23 13 0,27-11 0,0 0 0,0 0 0,1 1 0,1 1 0,0-1 0,0 1 0,1 1 0,0 0 0,1 0 0,-6 15 0,-40 58-1365,44-66-5461</inkml:trace>
+  <inkml:trace contextRef="#ctx0" brushRef="#br0" timeOffset="28561.46">4822 484 24575,'0'9'0,"1"23"0,-1 0 0,-2 0 0,-1 0 0,-1-1 0,-12 40 0,13-61 0,-3 7 0,8-32 0,1-5 0,-1 6 0,0 1 0,8-24 0,-9 34 0,0-1 0,0 1 0,1 0 0,-1 0 0,1 0 0,0 1 0,0-1 0,0 0 0,0 1 0,0-1 0,1 1 0,-1 0 0,1-1 0,-1 1 0,1 1 0,5-4 0,-7 5 0,-1-1 0,1 1 0,-1 0 0,1 0 0,0 0 0,-1-1 0,1 1 0,0 0 0,-1 0 0,1 0 0,0 0 0,-1 0 0,1 0 0,0 0 0,-1 0 0,1 0 0,0 0 0,-1 1 0,1-1 0,-1 0 0,1 0 0,0 1 0,-1-1 0,1 0 0,-1 1 0,2 0 0,-1 0 0,0 0 0,0 0 0,0 0 0,-1 1 0,1-1 0,0 1 0,-1-1 0,1 0 0,0 1 0,-1-1 0,1 3 0,0 5 0,1 0 0,-1 0 0,-1 11 0,0-15 0,0 1 0,0 3 0,0 0 0,1 0 0,0 1 0,1-1 0,2 9 0,-4-16 0,1-1 0,-1 0 0,1 1 0,0-1 0,-1 0 0,1 0 0,0 1 0,0-1 0,0 0 0,0 0 0,0 0 0,0 0 0,0 0 0,0 0 0,0 0 0,3 1 0,-3-2 0,1 0 0,-1 1 0,1-1 0,0 0 0,-1 0 0,1 0 0,-1 0 0,1 0 0,0 0 0,-1-1 0,1 1 0,-1 0 0,1-1 0,-1 1 0,1-1 0,-1 0 0,1 0 0,-1 1 0,2-2 0,1-1 0,1-1 0,-1 1 0,0-1 0,0 0 0,0 0 0,-1-1 0,1 1 0,2-6 0,18-20 0,-24 30-2,0 0-1,1-1 0,-1 1 1,0 0-1,0-1 0,1 1 1,-1 0-1,0-1 1,1 1-1,-1 0 0,1 0 1,-1-1-1,0 1 0,1 0 1,-1 0-1,1 0 1,-1 0-1,0-1 0,1 1 1,-1 0-1,1 0 0,-1 0 1,1 0-1,-1 0 0,1 0 1,-1 0-1,0 0 1,1 0-1,-1 1 0,1-1 1,-1 0-1,1 0 0,-1 0 1,0 0-1,2 1 1,-2 0 17,1 0 1,0 0 0,0 1-1,-1-1 1,1 0 0,-1 1-1,1-1 1,-1 0 0,1 1 0,-1-1-1,0 3 1,1 45-850,-1-44 209,-1 18-6201</inkml:trace>
+  <inkml:trace contextRef="#ctx0" brushRef="#br0" timeOffset="29498.1">5050 308 24575,'0'256'0,"1"-243"0,1 0 0,0-1 0,1 1 0,0-1 0,1 1 0,7 16 0,-4-13 0,-2 0 0,7 30 0,-4-1-1365,-4-25-5461</inkml:trace>
+</inkml:ink>
+</file>
+
+<file path=word/ink/ink10.xml><?xml version="1.0" encoding="utf-8"?>
+<inkml:ink xmlns:inkml="http://www.w3.org/2003/InkML">
+  <inkml:definitions>
+    <inkml:context xml:id="ctx0">
+      <inkml:inkSource xml:id="inkSrc0">
+        <inkml:traceFormat>
+          <inkml:channel name="X" type="integer" min="-2.14748E9" max="2.14748E9" units="cm"/>
+          <inkml:channel name="Y" type="integer" min="-2.14748E9" max="2.14748E9" units="cm"/>
+          <inkml:channel name="F" type="integer" max="32767" units="dev"/>
+        </inkml:traceFormat>
+        <inkml:channelProperties>
+          <inkml:channelProperty channel="X" name="resolution" value="1000" units="1/cm"/>
+          <inkml:channelProperty channel="Y" name="resolution" value="1000" units="1/cm"/>
+          <inkml:channelProperty channel="F" name="resolution" value="0" units="1/dev"/>
+        </inkml:channelProperties>
+      </inkml:inkSource>
+      <inkml:timestamp xml:id="ts0" timeString="2026-03-04T07:32:02.603"/>
+    </inkml:context>
+    <inkml:brush xml:id="br0">
+      <inkml:brushProperty name="width" value="0.035" units="cm"/>
+      <inkml:brushProperty name="height" value="0.035" units="cm"/>
+      <inkml:brushProperty name="color" value="#E71224"/>
+    </inkml:brush>
+  </inkml:definitions>
+  <inkml:trace contextRef="#ctx0" brushRef="#br0">25 1 24501,'-24'126'0,"293"-126"0,-245-126 0,-293 126 0</inkml:trace>
+</inkml:ink>
+</file>
+
+<file path=word/ink/ink11.xml><?xml version="1.0" encoding="utf-8"?>
+<inkml:ink xmlns:inkml="http://www.w3.org/2003/InkML">
+  <inkml:definitions>
+    <inkml:context xml:id="ctx0">
+      <inkml:inkSource xml:id="inkSrc0">
+        <inkml:traceFormat>
+          <inkml:channel name="X" type="integer" min="-2.14748E9" max="2.14748E9" units="cm"/>
+          <inkml:channel name="Y" type="integer" min="-2.14748E9" max="2.14748E9" units="cm"/>
+          <inkml:channel name="F" type="integer" max="32767" units="dev"/>
+        </inkml:traceFormat>
+        <inkml:channelProperties>
+          <inkml:channelProperty channel="X" name="resolution" value="1000" units="1/cm"/>
+          <inkml:channelProperty channel="Y" name="resolution" value="1000" units="1/cm"/>
+          <inkml:channelProperty channel="F" name="resolution" value="0" units="1/dev"/>
+        </inkml:channelProperties>
+      </inkml:inkSource>
+      <inkml:timestamp xml:id="ts0" timeString="2026-03-04T07:31:36.406"/>
+    </inkml:context>
+    <inkml:brush xml:id="br0">
+      <inkml:brushProperty name="width" value="0.035" units="cm"/>
+      <inkml:brushProperty name="height" value="0.035" units="cm"/>
+      <inkml:brushProperty name="color" value="#E71224"/>
+    </inkml:brush>
+  </inkml:definitions>
+  <inkml:trace contextRef="#ctx0" brushRef="#br0">0 12 24575,'0'-1'0,"1"1"0,-1-1 0,0 1 0,1-1 0,-1 0 0,0 1 0,1-1 0,-1 1 0,0-1 0,1 1 0,-1-1 0,1 1 0,-1-1 0,1 1 0,-1 0 0,1-1 0,0 1 0,-1-1 0,1 1 0,-1 0 0,1 0 0,0 0 0,-1-1 0,1 1 0,0 0 0,-1 0 0,1 0 0,0 0 0,-1 0 0,1 0 0,0 0 0,-1 0 0,2 0 0,25 3 0,-25-3 0,3 1 0,0 0 0,0 0 0,0 1 0,0 0 0,-1-1 0,1 2 0,-1-1 0,1 1 0,-1-1 0,0 1 0,0 0 0,0 1 0,0-1 0,-1 1 0,1-1 0,-1 1 0,0 0 0,0 1 0,4 7 0,2 6 0,-1 1 0,0 0 0,7 33 0,-3-10 0,-6-22 0,-1 1 0,-1 0 0,-1 0 0,0 23 0,-4 87 0,0-60 0,0-10 0,2 99 0,-1-151 0,2-1 0,-1-1 0,1 1 0,0 0 0,0 0 0,1-1 0,0 1 0,1-1 0,-1 0 0,1 0 0,1 0 0,5 7 0,-6-10 0,0 1 0,0-1 0,0 1 0,1-1 0,-1 0 0,1-1 0,0 1 0,1-1 0,-1 0 0,0-1 0,1 1 0,0-1 0,-1 0 0,1 0 0,0-1 0,9 2 0,-2-1-5,0 1 0,-1 0 0,1 1 0,21 10 0,-8-3-1335,-10-5-5486</inkml:trace>
+  <inkml:trace contextRef="#ctx0" brushRef="#br0" timeOffset="1110.26">450 842 24575,'3'3'0,"-1"1"0,0-1 0,0 1 0,0 0 0,-1-1 0,1 1 0,-1 0 0,0 0 0,1 8 0,1 2 0,8 23 0,27 61 0,-36-95 0,-1 0 0,0 0 0,1 0 0,-1 0 0,-1 0 0,1 0 0,0 0 0,-1 1 0,1-1 0,-1 0 0,0 0 0,0 1 0,0-1 0,-2 5 0,2-6 0,-1-1 0,0 1 0,0 0 0,-1-1 0,1 1 0,0-1 0,0 1 0,-1-1 0,1 0 0,-1 1 0,1-1 0,-1 0 0,1 0 0,-1 0 0,0 0 0,0 0 0,1-1 0,-1 1 0,0 0 0,0-1 0,0 0 0,0 1 0,0-1 0,0 0 0,-2 0 0,-23 2-601,-40-2 1,65 0 436,-15-1-6662</inkml:trace>
+  <inkml:trace contextRef="#ctx0" brushRef="#br0" timeOffset="2672.11">761 977 24575,'0'0'0,"-1"0"0,1 1 0,-1-1 0,0 0 0,1 0 0,0 1 0,-1-1 0,1 0 0,-1 1 0,1-1 0,-1 1 0,1-1 0,0 0 0,-1 1 0,1-1 0,0 1 0,-1-1 0,1 1 0,0-1 0,0 1 0,-1-1 0,1 1 0,0-1 0,0 1 0,0 0 0,0-1 0,0 1 0,0 0 0,-2 20 0,1-16 0,-2 43 0,1 1 0,3 0 0,10 78 0,-10-122 0,-1-2 0,1 0 0,-1-1 0,1 1 0,0 0 0,-1-1 0,1 1 0,0 0 0,1-1 0,-1 1 0,3 4 0,-3-9 0,0 1 0,0 0 0,0 0 0,0-1 0,-1 1 0,1 0 0,-1-1 0,1 1 0,-1-1 0,1 1 0,-1-1 0,0 1 0,1-3 0,-1 2 0,7-22 160,16-34-1,-16 41-496,0 0 1,-1-1-1,-1 0 0,5-27 0,-8 27-6489</inkml:trace>
+  <inkml:trace contextRef="#ctx0" brushRef="#br0" timeOffset="4516.42">1089 1140 24575,'-39'-1'0,"27"0"0,1 0 0,-1 1 0,0 0 0,0 0 0,1 2 0,-1-1 0,1 2 0,-13 3 0,21-5 0,1 1 0,-1 0 0,1 0 0,-1 0 0,1 0 0,0 0 0,-1 0 0,1 0 0,0 1 0,0-1 0,1 1 0,-1 0 0,0-1 0,1 1 0,0 0 0,0 0 0,0 0 0,0 0 0,0 0 0,0 0 0,0 6 0,1-6 0,0 0 0,0 0 0,0-1 0,0 1 0,0 0 0,0 0 0,1-1 0,0 1 0,-1 0 0,1-1 0,0 1 0,0-1 0,0 1 0,1-1 0,-1 1 0,1-1 0,-1 0 0,1 0 0,0 1 0,0-1 0,-1 0 0,2-1 0,-1 1 0,4 2 0,-2-1 0,1-1 0,-1 0 0,1 0 0,0 0 0,0 0 0,-1-1 0,1 0 0,0 0 0,0-1 0,0 1 0,0-1 0,1 0 0,-1 0 0,7-2 0,-8 1 0,-1 0 0,1 0 0,0-1 0,-1 0 0,1 1 0,-1-1 0,0 0 0,1-1 0,-1 1 0,0-1 0,-1 1 0,1-1 0,0 0 0,-1 0 0,1 0 0,-1 0 0,0-1 0,3-6 0,2-6 0,-2 6 0,-3 26 0,-1 13 171,7 38 0,-7-56-415,2 0 0,0 0 0,0 0 0,1 0 1,0-1-1,9 16 0,-3-11-6582</inkml:trace>
+  <inkml:trace contextRef="#ctx0" brushRef="#br0" timeOffset="5799.22">1319 1181 24575,'-1'-2'0,"-1"1"0,1-1 0,-1 0 0,0 1 0,1-1 0,-1 1 0,0 0 0,0 0 0,0-1 0,0 1 0,0 0 0,0 0 0,0 1 0,0-1 0,0 0 0,0 1 0,0-1 0,-1 1 0,1 0 0,0 0 0,0 0 0,-1 0 0,1 0 0,0 0 0,0 1 0,-3 0 0,1 1 0,1 0 0,-1 0 0,1 0 0,0 0 0,0 1 0,0-1 0,0 1 0,0 0 0,1 0 0,-1 0 0,1 0 0,0 0 0,0 0 0,-2 5 0,0 1 0,0 0 0,1 0 0,0 0 0,1 1 0,-1-1 0,2 1 0,0 0 0,0 0 0,0 0 0,1-1 0,2 12 0,-2-16 0,1 0 0,0 0 0,0-1 0,1 1 0,-1 0 0,1-1 0,0 1 0,1-1 0,-1 1 0,5 5 0,-5-7 0,0-1 0,0 0 0,1 0 0,-1 0 0,1 0 0,-1 0 0,1 0 0,-1-1 0,1 0 0,0 1 0,0-1 0,0 0 0,0 0 0,0 0 0,0-1 0,0 1 0,6 0 0,-6-1 0,-1 0 0,0 0 0,1 0 0,-1-1 0,0 1 0,1-1 0,-1 1 0,0-1 0,1 0 0,-1 0 0,0 0 0,0 0 0,0 0 0,0 0 0,0 0 0,0-1 0,0 1 0,1-3 0,0 1 0,0 0 0,0-1 0,-1 0 0,0 1 0,1-1 0,-1 0 0,-1 0 0,1 0 0,1-6 0,0-1 0,-1-1 0,0 0 0,-1 1 0,0-1 0,-1 0 0,-2-17 0,2 27-136,0-1-1,-1 1 1,1 0-1,-1 0 1,0 0-1,1 0 1,-1 0-1,0 0 0,-3-4 1,-2-1-6690</inkml:trace>
+  <inkml:trace contextRef="#ctx0" brushRef="#br0" timeOffset="6501.14">898 677 24575,'3'3'0,"2"4"0,6 7 0,2 12 0,5 4 0,3 1 0,7 3 0,4 7 0,1 3 0,-2-5 0,-6-10 0,2-8 0,-5-6-8191</inkml:trace>
+  <inkml:trace contextRef="#ctx0" brushRef="#br0" timeOffset="8364.41">1849 1167 24575,'-3'0'0,"1"0"0,0 1 0,-1-1 0,1 0 0,0 1 0,0-1 0,-1 1 0,1 0 0,0 0 0,0 0 0,0 0 0,0 0 0,0 0 0,0 1 0,0-1 0,0 0 0,-2 3 0,2-1 0,-1 1 0,1-1 0,-1 1 0,1-1 0,0 1 0,0 0 0,1 0 0,-3 8 0,1 1 0,1 0 0,0 0 0,1 1 0,0-1 0,2 17 0,-1-28 0,0 1 0,0-1 0,1 1 0,-1-1 0,1 0 0,-1 1 0,1-1 0,0 0 0,0 1 0,0-1 0,0 0 0,0 0 0,0 0 0,1 0 0,-1 0 0,1 0 0,0 0 0,-1 0 0,4 2 0,-3-3 0,-1-1 0,1 1 0,0-1 0,0 1 0,-1-1 0,1 1 0,0-1 0,0 0 0,0 0 0,0 0 0,-1 0 0,1 0 0,0 0 0,0 0 0,0-1 0,0 1 0,-1-1 0,1 1 0,0-1 0,-1 0 0,1 0 0,0 0 0,-1 0 0,1 0 0,-1 0 0,2-1 0,4-4 0,0 1 0,0-2 0,-1 1 0,1-1 0,-2 1 0,1-2 0,-1 1 0,0-1 0,0 1 0,-1-1 0,3-9 0,3-9 0,-2 0 0,6-36 0,5-17 0,-10 51 0,-3 9 0,0 0 0,-1 0 0,-1 0 0,3-37 0,-16 155 0,8-56 0,1 180 0,14-126 0,-8-72-1365</inkml:trace>
+  <inkml:trace contextRef="#ctx0" brushRef="#br0" timeOffset="9093.72">1917 1100 24575,'0'-3'0,"2"0"0,8 0 0,5 1 0,4 0 0,5 1 0,2 0 0,3 1 0,-1 0 0,-3 0 0,-1 0 0,-5 0-8191</inkml:trace>
+  <inkml:trace contextRef="#ctx0" brushRef="#br0" timeOffset="12486.41">2351 1194 24575,'-3'0'0,"0"-1"0,1 0 0,-1 0 0,1 0 0,-1 0 0,1 0 0,-4-2 0,-13-6 0,-4 4 0,0 2 0,-1 0 0,1 2 0,-1 1 0,-33 3 0,56-3 0,-1 1 0,1-1 0,-1 0 0,1 1 0,0-1 0,-1 1 0,1-1 0,-1 1 0,1 0 0,0-1 0,0 1 0,0 0 0,-1 0 0,1 0 0,0 0 0,0 0 0,0 0 0,0 0 0,1 0 0,-1 1 0,0-1 0,0 0 0,0 2 0,0 0 0,0-1 0,0 1 0,1 0 0,-1 0 0,1-1 0,-1 1 0,1 0 0,0 0 0,0-1 0,0 1 0,1 0 0,0 3 0,-1-4 0,0-1 0,0 1 0,1 0 0,-1-1 0,1 1 0,-1 0 0,1-1 0,0 1 0,0-1 0,0 1 0,-1-1 0,1 1 0,0-1 0,1 0 0,-1 1 0,0-1 0,0 0 0,1 0 0,-1 0 0,0 0 0,1 0 0,-1 0 0,1 0 0,-1-1 0,1 1 0,0 0 0,-1-1 0,1 0 0,0 1 0,-1-1 0,1 0 0,0 0 0,-1 1 0,1-1 0,0-1 0,0 1 0,-1 0 0,1 0 0,0-1 0,-1 1 0,1-1 0,-1 1 0,1-1 0,0 0 0,1-1 0,3-1 0,-1-1 0,0-1 0,0 1 0,0-1 0,0 1 0,-1-1 0,0-1 0,0 1 0,0 0 0,-1-1 0,4-7 0,20-28 0,-27 41 0,0-1 0,0 1 0,0 0 0,0 0 0,0 0 0,0 0 0,0 0 0,1 0 0,-1-1 0,0 1 0,0 0 0,0 0 0,0 0 0,0 0 0,0 0 0,1 0 0,-1 0 0,0 0 0,0 0 0,0 0 0,0 0 0,0 0 0,1 0 0,-1 0 0,0 0 0,0 0 0,0 0 0,0 0 0,1 0 0,-1 0 0,0 0 0,0 0 0,0 0 0,0 0 0,0 0 0,1 0 0,-1 0 0,0 0 0,0 0 0,3 8 0,-1 10 0,-2-2 0,1 0 0,1-1 0,0 1 0,1-1 0,5 18 0,-6-28 0,0 0 0,0 0 0,0 0 0,1-1 0,0 1 0,0-1 0,0 1 0,0-1 0,1 0 0,-1 0 0,1-1 0,0 1 0,0-1 0,1 0 0,-1 0 0,1 0 0,-1 0 0,1-1 0,7 3 0,-5-3 0,0-1 0,0 1 0,0-1 0,1 0 0,-1-1 0,0 0 0,1 0 0,-1-1 0,0 0 0,0 0 0,1 0 0,-1-1 0,0 0 0,0 0 0,10-6 0,-5 2 0,0-1 0,-1 1 0,1-2 0,-2 0 0,1 0 0,-1-1 0,13-15 0,-22 24 0,-1-1 0,0 1 0,0 0 0,0 0 0,0 0 0,1 0 0,-1 0 0,0-1 0,0 1 0,0 0 0,1 0 0,-1 0 0,0 0 0,0 0 0,1 0 0,-1 0 0,0 0 0,0 0 0,1 0 0,-1 0 0,0 0 0,0 0 0,1 0 0,-1 0 0,0 0 0,0 0 0,0 0 0,1 0 0,-1 0 0,0 0 0,0 0 0,1 0 0,-1 1 0,0-1 0,0 0 0,0 0 0,1 0 0,-1 0 0,0 1 0,0-1 0,0 0 0,0 0 0,0 0 0,1 1 0,-1-1 0,0 0 0,0 0 0,0 0 0,0 1 0,0-1 0,0 0 0,0 0 0,0 1 0,0-1 0,0 0 0,0 0 0,0 1 0,0-1 0,0 0 0,0 0 0,0 0 0,0 1 0,4 24 0,-3-17 0,1 3 0,2 0 0,0-1 0,0 1 0,1-1 0,0 0 0,0-1 0,2 1 0,-1-1 0,1 0 0,0-1 0,1 1 0,-1-2 0,2 1 0,-1-1 0,1 0 0,18 10 0,-25-16 0,0 0 0,0 0 0,0 0 0,0 0 0,0-1 0,0 1 0,0-1 0,1 0 0,-1 1 0,0-1 0,0 0 0,0 0 0,1 0 0,-1-1 0,0 1 0,0 0 0,0-1 0,0 1 0,0-1 0,1 0 0,-1 0 0,0 0 0,-1 0 0,1 0 0,0 0 0,2-2 0,1-2 0,0-1 0,-1 0 0,0 1 0,0-2 0,0 1 0,4-9 0,9-15 0,-17 30 0,0 0 0,0 0 0,0-1 0,0 1 0,0 0 0,0-1 0,1 1 0,-1 0 0,0 0 0,0 0 0,0-1 0,0 1 0,1 0 0,-1 0 0,0 0 0,0-1 0,1 1 0,-1 0 0,0 0 0,1 0 0,-1 0 0,0 0 0,0-1 0,1 1 0,-1 0 0,0 0 0,1 0 0,-1 0 0,0 0 0,0 0 0,1 0 0,-1 0 0,1 0 0,3 10 0,-1 19 0,-7 78 0,-27 157 0,27-245 0,1-1 0,-2 0 0,0 0 0,-2-1 0,-12 27 0,17-41 0,1-1 0,-1 1 0,0 0 0,-1-1 0,1 0 0,0 1 0,-1-1 0,1 0 0,-1 0 0,1 0 0,-1-1 0,0 1 0,0-1 0,0 1 0,0-1 0,0 0 0,0 0 0,0 0 0,-1-1 0,1 1 0,0-1 0,0 0 0,-1 1 0,1-1 0,0-1 0,0 1 0,-1-1 0,-4-1 0,-9-2 0,0 0 0,1-2 0,0 0 0,-17-10 0,23 11 0,5 3 0,0 0 0,0-1 0,0 0 0,0 0 0,0 0 0,1 0 0,-1-1 0,1 0 0,0 0 0,0 0 0,1-1 0,-1 1 0,1-1 0,0 0 0,0 1 0,0-2 0,1 1 0,0 0 0,0 0 0,0-1 0,1 1 0,-1-1 0,0-11 0,0-12-1365,1 3-5461</inkml:trace>
+  <inkml:trace contextRef="#ctx0" brushRef="#br0" timeOffset="13703.01">2201 1044 24575,'5'0'0,"3"0"0,3-5 0,9-3 0,4-1 0,1 1 0,0 2 0,-3 5 0,-2 4 0,-5 5 0,-3 2 0,2 5 0,-2 0-8191</inkml:trace>
+</inkml:ink>
+</file>
+
+<file path=word/ink/ink12.xml><?xml version="1.0" encoding="utf-8"?>
+<inkml:ink xmlns:inkml="http://www.w3.org/2003/InkML">
+  <inkml:definitions>
+    <inkml:context xml:id="ctx0">
+      <inkml:inkSource xml:id="inkSrc0">
+        <inkml:traceFormat>
+          <inkml:channel name="X" type="integer" min="-2.14748E9" max="2.14748E9" units="cm"/>
+          <inkml:channel name="Y" type="integer" min="-2.14748E9" max="2.14748E9" units="cm"/>
+          <inkml:channel name="F" type="integer" max="32767" units="dev"/>
+        </inkml:traceFormat>
+        <inkml:channelProperties>
+          <inkml:channelProperty channel="X" name="resolution" value="1000" units="1/cm"/>
+          <inkml:channelProperty channel="Y" name="resolution" value="1000" units="1/cm"/>
+          <inkml:channelProperty channel="F" name="resolution" value="0" units="1/dev"/>
+        </inkml:channelProperties>
+      </inkml:inkSource>
+      <inkml:timestamp xml:id="ts0" timeString="2026-03-04T14:40:28.097"/>
+    </inkml:context>
+    <inkml:brush xml:id="br0">
+      <inkml:brushProperty name="width" value="0.035" units="cm"/>
+      <inkml:brushProperty name="height" value="0.035" units="cm"/>
+    </inkml:brush>
+  </inkml:definitions>
+  <inkml:trace contextRef="#ctx0" brushRef="#br0">0 38 24575,'1'-1'0,"0"0"0,0 0 0,0 0 0,0 0 0,0 1 0,0-1 0,0 0 0,0 1 0,0-1 0,0 0 0,0 1 0,1 0 0,-1-1 0,0 1 0,0 0 0,1-1 0,-1 1 0,3 0 0,0-1 0,47-8 0,0 1 0,67-1 0,107 10 0,-94 1 0,300-2 0,-409 1 0,1 1 0,-1 2 0,29 7 0,1 1 0,-17-5 0,0 2 0,-1 2 0,0 1 0,-1 2 0,36 20 0,146 102 0,-121-73 0,31 8 0,23 17 0,-131-76 0,-1 1 0,0 0 0,-1 2 0,0-1 0,-2 2 0,18 24 0,3 8 0,1-1 0,60 60 0,-85-96 0,-1 1 0,0 1 0,-1 0 0,0 0 0,-1 1 0,-1-1 0,6 19 0,14 27 0,1-5 0,-3 2 0,-2 0 0,-3 2 0,-2 0 0,-3 1 0,13 118 0,-21-116 0,5 96 0,-10-132 0,2 0 0,10 44 0,-7-43 0,-1 0 0,2 40 0,-6-23 0,-3 203 0,-1-228 0,-1 0 0,0 0 0,-1-1 0,-1 0 0,-1 0 0,-15 27 0,-11 32 0,20-39 0,-2 0 0,-1 0 0,-2-2 0,-33 50 0,45-78 0,0 0 0,0-1 0,-1 1 0,1-2 0,-1 1 0,-13 7 0,-50 23 0,0 0 0,31-13 0,-2-2 0,0-2 0,-61 19 0,-102 23 0,110-36-1365,54-14-5461</inkml:trace>
+  <inkml:trace contextRef="#ctx0" brushRef="#br0" timeOffset="1937.5">1674 2806 24575,'-16'17'0,"-16"16"0,-33 45 0,57-66 0,0 1 0,0 0 0,1 0 0,0 1 0,2 0 0,-1 0 0,-5 26 0,10-36 0,0 0 0,1 0 0,-1 0 0,1 0 0,0 0 0,0 0 0,1 0 0,-1-1 0,1 1 0,0 0 0,0 0 0,0 0 0,0-1 0,1 1 0,-1 0 0,1-1 0,3 5 0,-1-4 0,-1 1 0,1-1 0,1 0 0,-1 0 0,1 0 0,0-1 0,-1 0 0,1 0 0,1 0 0,7 3 0,9 2 0,0-2 0,0 0 0,0-2 0,40 4 0,-32-4 0,-1 1 0,29 11 0,-31-9 0,0 0 0,39 4 0,6-3 40,38 1-1445,-90-9-5421</inkml:trace>
+</inkml:ink>
+</file>
+
+<file path=word/ink/ink13.xml><?xml version="1.0" encoding="utf-8"?>
+<inkml:ink xmlns:inkml="http://www.w3.org/2003/InkML">
+  <inkml:definitions>
+    <inkml:context xml:id="ctx0">
+      <inkml:inkSource xml:id="inkSrc0">
+        <inkml:traceFormat>
+          <inkml:channel name="X" type="integer" min="-2.14748E9" max="2.14748E9" units="cm"/>
+          <inkml:channel name="Y" type="integer" min="-2.14748E9" max="2.14748E9" units="cm"/>
+          <inkml:channel name="F" type="integer" max="32767" units="dev"/>
+        </inkml:traceFormat>
+        <inkml:channelProperties>
+          <inkml:channelProperty channel="X" name="resolution" value="1000" units="1/cm"/>
+          <inkml:channelProperty channel="Y" name="resolution" value="1000" units="1/cm"/>
+          <inkml:channelProperty channel="F" name="resolution" value="0" units="1/dev"/>
+        </inkml:channelProperties>
+      </inkml:inkSource>
+      <inkml:timestamp xml:id="ts0" timeString="2026-03-04T14:14:23.529"/>
+    </inkml:context>
+    <inkml:brush xml:id="br0">
+      <inkml:brushProperty name="width" value="0.035" units="cm"/>
+      <inkml:brushProperty name="height" value="0.035" units="cm"/>
+    </inkml:brush>
+  </inkml:definitions>
+  <inkml:trace contextRef="#ctx0" brushRef="#br0">0 70 24575,'3'-2'0,"-1"0"0,1 1 0,-1 0 0,1-1 0,0 1 0,0 0 0,-1 0 0,1 0 0,0 1 0,0-1 0,0 1 0,0 0 0,4 0 0,10-2 0,69-13 0,115-6 0,138 18 0,-72 3 0,-156-9 0,-72 5 0,-1 2 0,55 2 0,-38 7 0,0 2 0,-1 2 0,0 3 0,69 27 0,-24 0 0,120 69 0,-206-102 0,-1 0 0,0 1 0,0 0 0,-1 1 0,17 19 0,42 61 0,-1-1 0,-42-59 0,-1 1 0,-2 0 0,-1 2 0,32 62 0,-33-50 0,-2 1 0,-2 1 0,-1 1 0,-3 0 0,-2 1 0,-3 0 0,5 59 0,-6-40 0,18 70 0,-13-80 0,-3 1 0,3 64 0,-12-106 0,-2 1 0,0-1 0,-1 0 0,0 1 0,-2-1 0,0 0 0,-11 28 0,11-36 0,0-1 0,0 1 0,-1-1 0,0 0 0,0-1 0,-1 1 0,0-1 0,0 0 0,-1 0 0,0-1 0,0 0 0,-1 0 0,1-1 0,-1 0 0,-17 8 0,17-10 0,-1 0 0,1-1 0,0 0 0,-12 0 0,13-1 0,0 0 0,0 0 0,0 1 0,1-1 0,-1 1 0,1 1 0,-1-1 0,-7 5 0,-32 19 0,25-15 0,-27 19 0,42-26 0,0 1 0,1 0 0,-1 0 0,1 0 0,0 1 0,0 0 0,1 0 0,-6 11 0,-7 17 0,-2 0 0,0-1 0,-3-1 0,-29 35 0,20-40 0,23-20 0,1 0 0,-1 0 0,1 0 0,-10 14 0,7-5-1365,-1-1-5461</inkml:trace>
+  <inkml:trace contextRef="#ctx0" brushRef="#br0" timeOffset="1861.03">1783 1850 24575,'1'48'0,"-2"51"0,0-85 0,-1 0 0,0 0 0,-1 0 0,-1-1 0,-5 15 0,1-10 0,0 0 0,0 1 0,2 0 0,0 0 0,1 0 0,0 1 0,-2 31 0,7-42 0,-2 0 0,1 0 0,-2 0 0,1 0 0,-5 10 0,4-13 0,1-1 0,0 1 0,0 1 0,1-1 0,-1 0 0,1 0 0,0 1 0,1-1 0,0 0 0,0 1 0,1 9 0,0-13 0,0-1 0,1 1 0,-1-1 0,0 0 0,1 0 0,-1 0 0,1 0 0,0 0 0,0 0 0,-1 0 0,1 0 0,1-1 0,-1 1 0,0-1 0,0 1 0,0-1 0,1 0 0,-1 0 0,1 0 0,-1 0 0,1 0 0,-1-1 0,5 1 0,8 2 0,0-1 0,29-1 0,-30-1 0,93-2 0,-61-1 0,50 5 0,-77 1-1365,-1 1-5461</inkml:trace>
+</inkml:ink>
+</file>
+
+<file path=word/ink/ink2.xml><?xml version="1.0" encoding="utf-8"?>
+<inkml:ink xmlns:inkml="http://www.w3.org/2003/InkML">
+  <inkml:definitions>
+    <inkml:context xml:id="ctx0">
+      <inkml:inkSource xml:id="inkSrc0">
+        <inkml:traceFormat>
+          <inkml:channel name="X" type="integer" min="-2.14748E9" max="2.14748E9" units="cm"/>
+          <inkml:channel name="Y" type="integer" min="-2.14748E9" max="2.14748E9" units="cm"/>
+          <inkml:channel name="F" type="integer" max="32767" units="dev"/>
+        </inkml:traceFormat>
+        <inkml:channelProperties>
+          <inkml:channelProperty channel="X" name="resolution" value="1000" units="1/cm"/>
+          <inkml:channelProperty channel="Y" name="resolution" value="1000" units="1/cm"/>
+          <inkml:channelProperty channel="F" name="resolution" value="0" units="1/dev"/>
+        </inkml:channelProperties>
+      </inkml:inkSource>
+      <inkml:timestamp xml:id="ts0" timeString="2026-03-04T14:34:54.066"/>
+    </inkml:context>
+    <inkml:brush xml:id="br0">
+      <inkml:brushProperty name="width" value="0.035" units="cm"/>
+      <inkml:brushProperty name="height" value="0.035" units="cm"/>
+      <inkml:brushProperty name="color" value="#E71224"/>
+    </inkml:brush>
+  </inkml:definitions>
+  <inkml:trace contextRef="#ctx0" brushRef="#br0">674 690 24575,'0'-1'0,"-1"0"0,1 0 0,-1 1 0,1-1 0,-1 0 0,0 0 0,1 1 0,-1-1 0,1 1 0,-1-1 0,0 0 0,0 1 0,1-1 0,-1 1 0,0 0 0,0-1 0,0 1 0,0 0 0,1-1 0,-1 1 0,0 0 0,0 0 0,0 0 0,-1 0 0,-26-4 0,26 3 0,-21-1 0,1 0 0,-1 2 0,0 0 0,0 2 0,1 0 0,-1 2 0,1 0 0,0 1 0,0 2 0,0 0 0,-23 12 0,16-4 0,-132 68 0,151-77 0,0 0 0,1 0 0,0 1 0,0 1 0,0 0 0,1 0 0,0 0 0,1 1 0,0 0 0,0 1 0,-9 18 0,10-14 0,0 0 0,1 0 0,1 1 0,0 0 0,1-1 0,0 1 0,2 1 0,-1 22 0,6 176 0,-3-206 0,1 0 0,0 1 0,0-1 0,0 0 0,1 0 0,0-1 0,0 1 0,1 0 0,0-1 0,1 0 0,0 0 0,0 0 0,0-1 0,1 0 0,-1 0 0,2 0 0,9 7 0,11 6 0,1 0 0,1-2 0,33 14 0,-22-11 0,35 16 0,-38-19 0,66 40 0,-85-46 0,1 0 0,0-2 0,1 0 0,-1-1 0,2-1 0,-1-1 0,1-1 0,0-1 0,25 2 0,28-1 0,97-6 0,-87-1 0,-72 2 0,-1-1 0,0 0 0,0 0 0,0-2 0,0 1 0,0-1 0,11-5 0,-16 5 0,0 0 0,-1 0 0,0 0 0,1 0 0,-1-1 0,0 0 0,-1 0 0,1 0 0,-1-1 0,0 0 0,0 1 0,0-1 0,-1-1 0,4-6 0,-1-5 0,0-1 0,-2 1 0,0-1 0,-1 0 0,0 0 0,-1-30 0,-1 21 0,-1 1 0,0-1 0,-2 1 0,-2-1 0,0 1 0,-1 0 0,-2 0 0,-1 1 0,-1 0 0,-22-46 0,-12-4 0,-60-114 0,94 175 0,0 0 0,-1 1 0,0 0 0,-1 1 0,0 0 0,-1 1 0,0 0 0,-18-12 0,25 19 0,0 1 0,0 0 0,0 0 0,0 1 0,0-1 0,-1 1 0,1 0 0,-11-2 0,-48-2 0,12 2 0,-348-89-1365,367 83-5461</inkml:trace>
+  <inkml:trace contextRef="#ctx0" brushRef="#br0" timeOffset="1250.83">498 36 24575,'0'9'0,"0"9"0,0 4 0,0 8 0,0 1 0,0 5 0,0-1 0,0-3 0,0-2 0,0 1 0,0-2 0,0 0 0,0-2 0,0-6-8191</inkml:trace>
+  <inkml:trace contextRef="#ctx0" brushRef="#br0" timeOffset="2188">569 1 24575,'9'0'0,"6"0"0,10 0 0,3 0 0,0 0 0,-5 0-8191</inkml:trace>
+  <inkml:trace contextRef="#ctx0" brushRef="#br0" timeOffset="3093.35">569 195 24575,'6'0'0,"8"0"0,11 0 0,4 0 0,-1 0 0,0 0 0,-7 0-8191</inkml:trace>
+  <inkml:trace contextRef="#ctx0" brushRef="#br0" timeOffset="3906.23">569 477 24575,'3'6'0,"7"2"0,5-1 0,9-1 0,3-1 0,6-3 0,4 0 0,-2-2 0,-1 0 0,-3 0 0,-4 0 0,-6-1-8191</inkml:trace>
+  <inkml:trace contextRef="#ctx0" brushRef="#br0" timeOffset="5155.65">957 72 24575,'0'317'0,"1"-312"0,0-6 0,3-14 0,4-25 0,-7 33 0,-1 0 0,2-1 0,-1 1 0,1 0 0,0 0 0,3-7 0,-3 12 0,-1 0 0,0 0 0,1-1 0,0 1 0,-1 0 0,1 0 0,0 1 0,0-1 0,0 0 0,0 0 0,0 1 0,0 0 0,0-1 0,1 1 0,-1 0 0,1 0 0,-1 0 0,1 0 0,-1 0 0,4 0 0,36-2-1365,-23 3-5461</inkml:trace>
+  <inkml:trace contextRef="#ctx0" brushRef="#br0" timeOffset="7345.96">1275 212 24575,'0'218'0,"2"-235"0,0 1 0,1 1 0,1-1 0,1 0 0,0 1 0,1 0 0,0 0 0,1 1 0,10-16 0,-14 26-54,-1 0-1,1 0 0,-1 1 1,1-1-1,0 1 1,1 0-1,-1-1 0,1 1 1,-1 1-1,1-1 1,0 1-1,0-1 0,0 1 1,0 0-1,0 0 0,0 1 1,1-1-1,-1 1 1,1 0-1,-1 0 0,1 1 1,-1-1-1,1 1 1,6 0-1,5 1-6771</inkml:trace>
+  <inkml:trace contextRef="#ctx0" brushRef="#br0" timeOffset="9124.75">1680 230 24575,'-11'139'0,"8"-113"0,3-23 0,-1-1 0,1 0 0,0 1 0,1-1 0,-1 0 0,0 1 0,0-1 0,1 0 0,0 1 0,-1-1 0,1 0 0,0 0 0,0 1 0,0-1 0,0 0 0,1 0 0,-1 0 0,3 2 0,-1-1 0,0 0 0,0 0 0,1-1 0,-1 1 0,1-1 0,0 0 0,0 0 0,-1-1 0,8 3 0,3 0 0,0-1 0,0-1 0,0 0 0,0-1 0,20-1 0,-30 0 0,0 0 0,1 0 0,-1 0 0,0-1 0,0 0 0,0 0 0,1 0 0,-1 0 0,0-1 0,-1 0 0,1 1 0,0-1 0,4-3 0,-6 2 0,0 1 0,1-1 0,-1 0 0,0 0 0,0 0 0,0 0 0,-1 0 0,1 0 0,-1 0 0,0 0 0,0-1 0,0 1 0,0 0 0,0-1 0,-1 1 0,1-5 0,0-4 0,0-1 0,0 0 0,-1 0 0,-1 0 0,-3-18 0,2 25 0,1 0 0,-1-1 0,-1 1 0,1 1 0,-1-1 0,0 0 0,0 1 0,-1-1 0,1 1 0,-1 0 0,0 0 0,-9-8 0,-55-49-1365,48 43-5461</inkml:trace>
+  <inkml:trace contextRef="#ctx0" brushRef="#br0" timeOffset="10719.23">2050 195 24575,'0'3'0,"0"3"0,0 5 0,0 6 0,0 3 0,3 1 0,1 0 0,0 0 0,2-1 0,3-1 0,0-1 0,-1 0 0,-3 0 0,-1-1 0,-2 4 0,-1-3-8191</inkml:trace>
+  <inkml:trace contextRef="#ctx0" brushRef="#br0" timeOffset="11671.42">2122 335 24575,'0'-6'0,"3"-5"0,4-4 0,3-2 0,10-4 0,4 1 0,-2 4-8191</inkml:trace>
+</inkml:ink>
+</file>
+
+<file path=word/ink/ink3.xml><?xml version="1.0" encoding="utf-8"?>
+<inkml:ink xmlns:inkml="http://www.w3.org/2003/InkML">
+  <inkml:definitions>
+    <inkml:context xml:id="ctx0">
+      <inkml:inkSource xml:id="inkSrc0">
+        <inkml:traceFormat>
+          <inkml:channel name="X" type="integer" min="-2.14748E9" max="2.14748E9" units="cm"/>
+          <inkml:channel name="Y" type="integer" min="-2.14748E9" max="2.14748E9" units="cm"/>
+          <inkml:channel name="F" type="integer" max="32767" units="dev"/>
+        </inkml:traceFormat>
+        <inkml:channelProperties>
+          <inkml:channelProperty channel="X" name="resolution" value="1000" units="1/cm"/>
+          <inkml:channelProperty channel="Y" name="resolution" value="1000" units="1/cm"/>
+          <inkml:channelProperty channel="F" name="resolution" value="0" units="1/dev"/>
+        </inkml:channelProperties>
+      </inkml:inkSource>
+      <inkml:timestamp xml:id="ts0" timeString="2026-03-04T14:34:12.456"/>
+    </inkml:context>
+    <inkml:brush xml:id="br0">
+      <inkml:brushProperty name="width" value="0.035" units="cm"/>
+      <inkml:brushProperty name="height" value="0.035" units="cm"/>
+      <inkml:brushProperty name="color" value="#E71224"/>
+    </inkml:brush>
+  </inkml:definitions>
+  <inkml:trace contextRef="#ctx0" brushRef="#br0">636 2 24575,'-59'-1'0,"-130"4"0,145 0 0,0 2 0,-53 12 0,90-15 0,1-1 0,-1 1 0,1 0 0,-1 1 0,1-1 0,0 1 0,0 1 0,0-1 0,1 1 0,-1 0 0,1 0 0,0 0 0,0 1 0,0 0 0,1 0 0,-1 0 0,1 1 0,1-1 0,-1 1 0,1 0 0,0 0 0,0 0 0,1 0 0,-1 1 0,1-1 0,1 1 0,-2 12 0,-2 20 0,3-20 0,-1 0 0,0 0 0,-1 0 0,-14 35 0,11-36 0,0 0 0,1 0 0,1 0 0,0 1 0,2 0 0,-2 23 0,4-32 0,1 1 0,0-1 0,1 0 0,0 0 0,0 1 0,1-1 0,1 0 0,0 0 0,0-1 0,1 1 0,0-1 0,1 1 0,6 8 0,-7-10 0,1-1 0,1 0 0,0-1 0,-1 1 0,2-1 0,-1-1 0,1 1 0,0-1 0,0 0 0,1 0 0,-1-1 0,1 0 0,0-1 0,0 1 0,0-1 0,1-1 0,-1 0 0,0 0 0,1-1 0,0 0 0,-1 0 0,1-1 0,11 0 0,356-5 0,-344 3 0,52-9 0,-57 7 0,-18 2 0,0-1 0,0 0 0,0 0 0,0-1 0,0 0 0,7-6 0,33-13 0,174-53 0,-187 67 0,-29 8 0,0-1 0,0 0 0,0 0 0,12-5 0,-17 5 0,0 1 0,0 0 0,0-1 0,0 1 0,0-1 0,0 0 0,-1 1 0,1-1 0,0 0 0,-1 0 0,0 0 0,1 0 0,-1 0 0,0-1 0,0 1 0,0 0 0,-1 0 0,2-5 0,-1-2 0,0-1 0,0 1 0,-1-1 0,-1 1 0,1-1 0,-1 1 0,-1-1 0,0 1 0,0 0 0,-1 0 0,0 0 0,-1 0 0,0 0 0,-6-9 0,0 1 0,0 0 0,-2 0 0,0 2 0,-1-1 0,-27-24 0,-2 3 0,-78-51 0,94 72 0,0 1 0,-1 1 0,-1 2 0,-50-16 0,8 1-1365,47 17-5461</inkml:trace>
+</inkml:ink>
+</file>
+
+<file path=word/ink/ink4.xml><?xml version="1.0" encoding="utf-8"?>
+<inkml:ink xmlns:inkml="http://www.w3.org/2003/InkML">
+  <inkml:definitions>
+    <inkml:context xml:id="ctx0">
+      <inkml:inkSource xml:id="inkSrc0">
+        <inkml:traceFormat>
+          <inkml:channel name="X" type="integer" min="-2.14748E9" max="2.14748E9" units="cm"/>
+          <inkml:channel name="Y" type="integer" min="-2.14748E9" max="2.14748E9" units="cm"/>
+          <inkml:channel name="F" type="integer" max="32767" units="dev"/>
+        </inkml:traceFormat>
+        <inkml:channelProperties>
+          <inkml:channelProperty channel="X" name="resolution" value="1000" units="1/cm"/>
+          <inkml:channelProperty channel="Y" name="resolution" value="1000" units="1/cm"/>
+          <inkml:channelProperty channel="F" name="resolution" value="0" units="1/dev"/>
+        </inkml:channelProperties>
+      </inkml:inkSource>
+      <inkml:timestamp xml:id="ts0" timeString="2026-03-04T14:34:03.943"/>
+    </inkml:context>
+    <inkml:brush xml:id="br0">
+      <inkml:brushProperty name="width" value="0.035" units="cm"/>
+      <inkml:brushProperty name="height" value="0.035" units="cm"/>
+      <inkml:brushProperty name="color" value="#E71224"/>
+    </inkml:brush>
+  </inkml:definitions>
+  <inkml:trace contextRef="#ctx0" brushRef="#br0">232 17 24575,'0'-1'0,"0"0"0,0 1 0,1-1 0,-1 0 0,0 0 0,1 1 0,-1-1 0,1 1 0,-1-1 0,1 0 0,-1 1 0,1-1 0,-1 1 0,1-1 0,-1 1 0,1-1 0,0 1 0,-1 0 0,1-1 0,0 1 0,-1 0 0,1-1 0,0 1 0,0 0 0,-1 0 0,1 0 0,0 0 0,1-1 0,22-1 0,-16 3 0,-1 0 0,0 0 0,0 0 0,0 1 0,0 0 0,0 1 0,0 0 0,-1 0 0,1 0 0,-1 1 0,0 0 0,0 0 0,0 0 0,6 7 0,8 7 0,-1 2 0,23 30 0,21 37 0,97 180 0,-123-199 0,81 162 0,107 292 0,-175-388-1365,-36-100-5461</inkml:trace>
+  <inkml:trace contextRef="#ctx0" brushRef="#br0" timeOffset="1326.95">1150 174 24575,'0'-1'0,"0"1"0,-1 0 0,1 0 0,0-1 0,0 1 0,0 0 0,0 0 0,-1-1 0,1 1 0,0 0 0,0 0 0,-1 0 0,1-1 0,0 1 0,0 0 0,-1 0 0,1 0 0,0 0 0,-1 0 0,1 0 0,0 0 0,0 0 0,-1-1 0,1 1 0,0 0 0,-1 0 0,1 0 0,0 0 0,-1 0 0,1 1 0,0-1 0,0 0 0,-1 0 0,1 0 0,0 0 0,-1 0 0,1 0 0,-15 5 0,-13 9 0,0 2 0,2 1 0,-29 24 0,5-5 0,17-11 0,2 0 0,-53 57 0,-42 72 0,100-119 0,-1 0 0,-2-2 0,-40 36 0,12-20 0,-185 145 0,215-176-119,-145 94-1127,157-103-5580</inkml:trace>
+</inkml:ink>
+</file>
+
+<file path=word/ink/ink5.xml><?xml version="1.0" encoding="utf-8"?>
+<inkml:ink xmlns:inkml="http://www.w3.org/2003/InkML">
+  <inkml:definitions>
+    <inkml:context xml:id="ctx0">
+      <inkml:inkSource xml:id="inkSrc0">
+        <inkml:traceFormat>
+          <inkml:channel name="X" type="integer" min="-2.14748E9" max="2.14748E9" units="cm"/>
+          <inkml:channel name="Y" type="integer" min="-2.14748E9" max="2.14748E9" units="cm"/>
+          <inkml:channel name="F" type="integer" max="32767" units="dev"/>
+        </inkml:traceFormat>
+        <inkml:channelProperties>
+          <inkml:channelProperty channel="X" name="resolution" value="1000" units="1/cm"/>
+          <inkml:channelProperty channel="Y" name="resolution" value="1000" units="1/cm"/>
+          <inkml:channelProperty channel="F" name="resolution" value="0" units="1/dev"/>
+        </inkml:channelProperties>
+      </inkml:inkSource>
+      <inkml:timestamp xml:id="ts0" timeString="2026-03-04T14:35:29.618"/>
+    </inkml:context>
+    <inkml:brush xml:id="br0">
+      <inkml:brushProperty name="width" value="0.035" units="cm"/>
+      <inkml:brushProperty name="height" value="0.035" units="cm"/>
+      <inkml:brushProperty name="color" value="#E71224"/>
+    </inkml:brush>
+  </inkml:definitions>
+  <inkml:trace contextRef="#ctx0" brushRef="#br0">1 1 24575,'13'395'0,"-11"-374"0,1 0 0,0-1 0,12 35 0,23 71 0,12 34 0,-45-147-115,-2 0-41,1-1 0,1 0-1,0-1 1,1 1 0,0-1 0,1 0-1,8 10 1,-3-9-6670</inkml:trace>
+  <inkml:trace contextRef="#ctx0" brushRef="#br0" timeOffset="1660.09">266 740 24575,'2'0'0,"-1"0"0,1 1 0,0-1 0,-1 1 0,1-1 0,0 1 0,-1 0 0,1 0 0,-1 0 0,1 0 0,-1 0 0,0 0 0,1 0 0,-1 0 0,0 0 0,0 1 0,0-1 0,0 0 0,0 1 0,0-1 0,0 1 0,0-1 0,-1 1 0,2 3 0,2 6 0,0 0 0,3 18 0,-5-17 0,38 190 0,-39-197 0,2 6 0,0 0 0,-1 0 0,-1 0 0,1 19 0,-2-28 0,0 1 0,0-1 0,0 0 0,-1 0 0,1 1 0,-1-1 0,1 0 0,-1 0 0,0 0 0,0 0 0,0 0 0,0 0 0,0 0 0,0 0 0,-1 0 0,1 0 0,-1 0 0,1-1 0,-1 1 0,0-1 0,1 1 0,-1-1 0,0 0 0,0 0 0,0 1 0,0-1 0,0-1 0,0 1 0,-4 1 0,-11 1 0,0-1 0,1-1 0,-1-1 0,0 0 0,-25-4 0,-19 0 0,44 3-1365,2 1-5461</inkml:trace>
+</inkml:ink>
+</file>
+
+<file path=word/ink/ink6.xml><?xml version="1.0" encoding="utf-8"?>
+<inkml:ink xmlns:inkml="http://www.w3.org/2003/InkML">
+  <inkml:definitions>
+    <inkml:context xml:id="ctx0">
+      <inkml:inkSource xml:id="inkSrc0">
+        <inkml:traceFormat>
+          <inkml:channel name="X" type="integer" min="-2.14748E9" max="2.14748E9" units="cm"/>
+          <inkml:channel name="Y" type="integer" min="-2.14748E9" max="2.14748E9" units="cm"/>
+          <inkml:channel name="F" type="integer" max="32767" units="dev"/>
+        </inkml:traceFormat>
+        <inkml:channelProperties>
+          <inkml:channelProperty channel="X" name="resolution" value="1000" units="1/cm"/>
+          <inkml:channelProperty channel="Y" name="resolution" value="1000" units="1/cm"/>
+          <inkml:channelProperty channel="F" name="resolution" value="0" units="1/dev"/>
+        </inkml:channelProperties>
+      </inkml:inkSource>
+      <inkml:timestamp xml:id="ts0" timeString="2026-03-04T14:34:07.332"/>
+    </inkml:context>
+    <inkml:brush xml:id="br0">
+      <inkml:brushProperty name="width" value="0.035" units="cm"/>
+      <inkml:brushProperty name="height" value="0.035" units="cm"/>
+      <inkml:brushProperty name="color" value="#E71224"/>
+    </inkml:brush>
+  </inkml:definitions>
+  <inkml:trace contextRef="#ctx0" brushRef="#br0">1 542 24575,'0'-1'0,"1"1"0,-1 0 0,1 0 0,-1-1 0,0 1 0,1 0 0,-1 0 0,1 0 0,-1 0 0,1-1 0,-1 1 0,1 0 0,-1 0 0,1 0 0,-1 0 0,1 0 0,-1 0 0,1 1 0,-1-1 0,1 0 0,-1 0 0,1 0 0,-1 0 0,1 0 0,-1 1 0,1-1 0,-1 0 0,1 1 0,13 10 0,-2 5 0,-1 1 0,0 0 0,-1 1 0,-1 0 0,12 35 0,6 10 0,116 238 0,-117-241 0,-18-41 0,1 1 0,0-1 0,1 0 0,1-1 0,14 17 0,-25-34 0,1 1 0,0-1 0,0 0 0,0 0 0,0 0 0,0 0 0,0 0 0,0 0 0,1-1 0,-1 1 0,0 0 0,0-1 0,1 1 0,-1 0 0,0-1 0,1 0 0,-1 1 0,1-1 0,-1 0 0,0 0 0,1 0 0,-1 1 0,3-2 0,-2 1 0,0-1 0,0 0 0,0 0 0,-1 0 0,1 0 0,0 0 0,0 0 0,-1 0 0,1-1 0,-1 1 0,1-1 0,-1 1 0,0-1 0,2-2 0,3-5 0,-1 0 0,0-1 0,0 1 0,-1-1 0,4-16 0,15-63 0,45-148 0,-54 195 0,3 0 0,2 1 0,35-58 0,87-92 0,-42 62 0,-51 65 0,62-97-199,-83 119-967,-7 12-5660</inkml:trace>
+</inkml:ink>
+</file>
+
+<file path=word/ink/ink7.xml><?xml version="1.0" encoding="utf-8"?>
+<inkml:ink xmlns:inkml="http://www.w3.org/2003/InkML">
+  <inkml:definitions>
+    <inkml:context xml:id="ctx0">
+      <inkml:inkSource xml:id="inkSrc0">
+        <inkml:traceFormat>
+          <inkml:channel name="X" type="integer" min="-2.14748E9" max="2.14748E9" units="cm"/>
+          <inkml:channel name="Y" type="integer" min="-2.14748E9" max="2.14748E9" units="cm"/>
+          <inkml:channel name="F" type="integer" max="32767" units="dev"/>
+        </inkml:traceFormat>
+        <inkml:channelProperties>
+          <inkml:channelProperty channel="X" name="resolution" value="1000" units="1/cm"/>
+          <inkml:channelProperty channel="Y" name="resolution" value="1000" units="1/cm"/>
+          <inkml:channelProperty channel="F" name="resolution" value="0" units="1/dev"/>
+        </inkml:channelProperties>
+      </inkml:inkSource>
       <inkml:timestamp xml:id="ts0" timeString="2026-03-03T14:44:25.148"/>
     </inkml:context>
     <inkml:brush xml:id="br0">
@@ -4796,7 +6463,7 @@
 </inkml:ink>
 </file>
 
-<file path=word/ink/ink2.xml><?xml version="1.0" encoding="utf-8"?>
+<file path=word/ink/ink8.xml><?xml version="1.0" encoding="utf-8"?>
 <inkml:ink xmlns:inkml="http://www.w3.org/2003/InkML">
   <inkml:definitions>
     <inkml:context xml:id="ctx0">
@@ -4826,7 +6493,7 @@
 </inkml:ink>
 </file>
 
-<file path=word/ink/ink3.xml><?xml version="1.0" encoding="utf-8"?>
+<file path=word/ink/ink9.xml><?xml version="1.0" encoding="utf-8"?>
 <inkml:ink xmlns:inkml="http://www.w3.org/2003/InkML">
   <inkml:definitions>
     <inkml:context xml:id="ctx0">
@@ -4869,71 +6536,6 @@
   <inkml:trace contextRef="#ctx0" brushRef="#br0" timeOffset="9859.44">1370 1318 24575,'-7'0'0,"-1"0"0,1 0 0,0 1 0,0 0 0,-1 0 0,-10 4 0,14-3 0,0 0 0,1 0 0,-1 0 0,1 0 0,-1 1 0,1 0 0,0-1 0,0 1 0,0 0 0,1 0 0,-1 1 0,1-1 0,-3 5 0,0 1 0,0 1 0,0-1 0,1 1 0,-2 10 0,4-16 0,1 1 0,0-1 0,0 1 0,1 0 0,-1-1 0,1 1 0,0-1 0,0 1 0,1 0 0,-1-1 0,3 8 0,-3-11 0,0 0 0,1 0 0,0 1 0,-1-1 0,1 0 0,0 0 0,-1 1 0,1-1 0,0 0 0,0 0 0,0 0 0,0 0 0,0 0 0,0-1 0,0 1 0,0 0 0,1 0 0,-1-1 0,0 1 0,0 0 0,3 0 0,-2-1 0,1 0 0,-1 1 0,0-1 0,1 0 0,-1 0 0,0-1 0,1 1 0,-1 0 0,0-1 0,1 0 0,-1 1 0,2-2 0,1 0 0,-1 0 0,0 0 0,0 0 0,0-1 0,0 0 0,-1 1 0,1-1 0,-1 0 0,0-1 0,1 1 0,-1-1 0,4-7 0,-2 3-97,-1-1-1,-1 0 1,0 0-1,0-1 1,0 1-1,-1-1 1,-1 1-1,1-1 1,-2 0-1,1 1 1,-1-1-1,-1 0 0,-2-14 1,-3 7-6729</inkml:trace>
   <inkml:trace contextRef="#ctx0" brushRef="#br0" timeOffset="11048.78">1681 1468 24575,'0'-2'0,"-1"0"0,1 0 0,-1-1 0,1 1 0,-1 0 0,0 0 0,0 0 0,0 0 0,0 0 0,0 0 0,0 0 0,-1 0 0,1 1 0,-1-1 0,1 0 0,-1 1 0,1-1 0,-1 1 0,0 0 0,0-1 0,0 1 0,0 0 0,0 0 0,0 0 0,0 1 0,0-1 0,0 0 0,0 1 0,-3-1 0,-8-2 0,1 1 0,-1 0 0,-20 0 0,20 1 0,7 1 0,-1-1 0,0 1 0,1 0 0,-1 1 0,-12 2 0,18-3 0,-1 1 0,1 0 0,-1-1 0,1 1 0,-1 0 0,1 0 0,0 0 0,-1-1 0,1 2 0,0-1 0,0 0 0,0 0 0,0 0 0,0 0 0,0 1 0,0-1 0,0 0 0,1 1 0,-1-1 0,0 1 0,1-1 0,-1 1 0,1-1 0,-1 1 0,1-1 0,0 1 0,0-1 0,0 1 0,0 2 0,-1 5 0,1 0 0,1-1 0,2 17 0,-2-22 0,0 0 0,0 0 0,0 0 0,0 0 0,1 0 0,0 0 0,-1-1 0,1 1 0,0-1 0,0 1 0,0-1 0,0 0 0,5 4 0,9 7 68,-6-5-247,-1 0 0,1-1-1,1 0 1,-1 0 0,1-1 0,0-1 0,16 6 0,9-2-6647</inkml:trace>
   <inkml:trace contextRef="#ctx0" brushRef="#br0" timeOffset="13079.94">1995 1482 24575,'-57'-7'0,"7"1"0,43 5 0,-1 0 0,0 1 0,1 0 0,-1 1 0,1-1 0,-1 1 0,1 1 0,-1 0 0,1 0 0,0 0 0,0 1 0,0 0 0,-11 6 0,13-6 0,0 1 0,1-1 0,-1 1 0,1 0 0,0 0 0,0 0 0,0 0 0,1 1 0,0-1 0,-6 10 0,8-12 0,0 1 0,1-1 0,-1 0 0,0 1 0,1-1 0,-1 1 0,1-1 0,0 1 0,0-1 0,0 1 0,0-1 0,0 1 0,0-1 0,1 1 0,-1-1 0,1 1 0,0-1 0,0 0 0,0 1 0,0-1 0,0 0 0,0 0 0,1 0 0,-1 0 0,1 0 0,-1 0 0,3 2 0,1 0 0,1-1 0,-1 1 0,0-1 0,1-1 0,0 1 0,-1-1 0,1 0 0,0 0 0,12 1 0,9 4 0,12 7 0,-22-7 0,1-1 0,0 0 0,0-1 0,1-2 0,20 3 0,-38-6 0,0 0 0,0 0 0,0 0 0,0 0 0,1 0 0,-1 0 0,0-1 0,0 1 0,0 0 0,0-1 0,0 1 0,1-1 0,-1 1 0,0-1 0,0 1 0,0-1 0,-1 0 0,1 1 0,0-1 0,0 0 0,0 0 0,0 0 0,-1 0 0,1 0 0,0 0 0,-1 0 0,1 0 0,-1 0 0,1 0 0,-1 0 0,1 0 0,-1 0 0,0 0 0,0-1 0,1 1 0,-1 0 0,0 0 0,0 0 0,0 0 0,0-1 0,-1 1 0,1 0 0,0 0 0,-1-1 0,0-4 0,0 1 0,0-1 0,-1 1 0,1 0 0,-1 0 0,-1 0 0,1 0 0,-4-6 0,-48-46-1365,45 45-5461</inkml:trace>
-</inkml:ink>
-</file>
-
-<file path=word/ink/ink4.xml><?xml version="1.0" encoding="utf-8"?>
-<inkml:ink xmlns:inkml="http://www.w3.org/2003/InkML">
-  <inkml:definitions>
-    <inkml:context xml:id="ctx0">
-      <inkml:inkSource xml:id="inkSrc0">
-        <inkml:traceFormat>
-          <inkml:channel name="X" type="integer" min="-2.14748E9" max="2.14748E9" units="cm"/>
-          <inkml:channel name="Y" type="integer" min="-2.14748E9" max="2.14748E9" units="cm"/>
-          <inkml:channel name="F" type="integer" max="32767" units="dev"/>
-        </inkml:traceFormat>
-        <inkml:channelProperties>
-          <inkml:channelProperty channel="X" name="resolution" value="1000" units="1/cm"/>
-          <inkml:channelProperty channel="Y" name="resolution" value="1000" units="1/cm"/>
-          <inkml:channelProperty channel="F" name="resolution" value="0" units="1/dev"/>
-        </inkml:channelProperties>
-      </inkml:inkSource>
-      <inkml:timestamp xml:id="ts0" timeString="2026-03-04T07:32:02.603"/>
-    </inkml:context>
-    <inkml:brush xml:id="br0">
-      <inkml:brushProperty name="width" value="0.035" units="cm"/>
-      <inkml:brushProperty name="height" value="0.035" units="cm"/>
-      <inkml:brushProperty name="color" value="#E71224"/>
-    </inkml:brush>
-  </inkml:definitions>
-  <inkml:trace contextRef="#ctx0" brushRef="#br0">25 1 24501,'-24'126'0,"293"-126"0,-245-126 0,-293 126 0</inkml:trace>
-</inkml:ink>
-</file>
-
-<file path=word/ink/ink5.xml><?xml version="1.0" encoding="utf-8"?>
-<inkml:ink xmlns:inkml="http://www.w3.org/2003/InkML">
-  <inkml:definitions>
-    <inkml:context xml:id="ctx0">
-      <inkml:inkSource xml:id="inkSrc0">
-        <inkml:traceFormat>
-          <inkml:channel name="X" type="integer" min="-2.14748E9" max="2.14748E9" units="cm"/>
-          <inkml:channel name="Y" type="integer" min="-2.14748E9" max="2.14748E9" units="cm"/>
-          <inkml:channel name="F" type="integer" max="32767" units="dev"/>
-        </inkml:traceFormat>
-        <inkml:channelProperties>
-          <inkml:channelProperty channel="X" name="resolution" value="1000" units="1/cm"/>
-          <inkml:channelProperty channel="Y" name="resolution" value="1000" units="1/cm"/>
-          <inkml:channelProperty channel="F" name="resolution" value="0" units="1/dev"/>
-        </inkml:channelProperties>
-      </inkml:inkSource>
-      <inkml:timestamp xml:id="ts0" timeString="2026-03-04T07:31:36.406"/>
-    </inkml:context>
-    <inkml:brush xml:id="br0">
-      <inkml:brushProperty name="width" value="0.035" units="cm"/>
-      <inkml:brushProperty name="height" value="0.035" units="cm"/>
-      <inkml:brushProperty name="color" value="#E71224"/>
-    </inkml:brush>
-  </inkml:definitions>
-  <inkml:trace contextRef="#ctx0" brushRef="#br0">0 12 24575,'0'-1'0,"1"1"0,-1-1 0,0 1 0,1-1 0,-1 0 0,0 1 0,1-1 0,-1 1 0,0-1 0,1 1 0,-1-1 0,1 1 0,-1-1 0,1 1 0,-1 0 0,1-1 0,0 1 0,-1-1 0,1 1 0,-1 0 0,1 0 0,0 0 0,-1-1 0,1 1 0,0 0 0,-1 0 0,1 0 0,0 0 0,-1 0 0,1 0 0,0 0 0,-1 0 0,2 0 0,25 3 0,-25-3 0,3 1 0,0 0 0,0 0 0,0 1 0,0 0 0,-1-1 0,1 2 0,-1-1 0,1 1 0,-1-1 0,0 1 0,0 0 0,0 1 0,0-1 0,-1 1 0,1-1 0,-1 1 0,0 0 0,0 1 0,4 7 0,2 6 0,-1 1 0,0 0 0,7 33 0,-3-10 0,-6-22 0,-1 1 0,-1 0 0,-1 0 0,0 23 0,-4 87 0,0-60 0,0-10 0,2 99 0,-1-151 0,2-1 0,-1-1 0,1 1 0,0 0 0,0 0 0,1-1 0,0 1 0,1-1 0,-1 0 0,1 0 0,1 0 0,5 7 0,-6-10 0,0 1 0,0-1 0,0 1 0,1-1 0,-1 0 0,1-1 0,0 1 0,1-1 0,-1 0 0,0-1 0,1 1 0,0-1 0,-1 0 0,1 0 0,0-1 0,9 2 0,-2-1-5,0 1 0,-1 0 0,1 1 0,21 10 0,-8-3-1335,-10-5-5486</inkml:trace>
-  <inkml:trace contextRef="#ctx0" brushRef="#br0" timeOffset="1110.26">450 842 24575,'3'3'0,"-1"1"0,0-1 0,0 1 0,0 0 0,-1-1 0,1 1 0,-1 0 0,0 0 0,1 8 0,1 2 0,8 23 0,27 61 0,-36-95 0,-1 0 0,0 0 0,1 0 0,-1 0 0,-1 0 0,1 0 0,0 0 0,-1 1 0,1-1 0,-1 0 0,0 0 0,0 1 0,0-1 0,-2 5 0,2-6 0,-1-1 0,0 1 0,0 0 0,-1-1 0,1 1 0,0-1 0,0 1 0,-1-1 0,1 0 0,-1 1 0,1-1 0,-1 0 0,1 0 0,-1 0 0,0 0 0,0 0 0,1-1 0,-1 1 0,0 0 0,0-1 0,0 0 0,0 1 0,0-1 0,0 0 0,-2 0 0,-23 2-601,-40-2 1,65 0 436,-15-1-6662</inkml:trace>
-  <inkml:trace contextRef="#ctx0" brushRef="#br0" timeOffset="2672.11">761 977 24575,'0'0'0,"-1"0"0,1 1 0,-1-1 0,0 0 0,1 0 0,0 1 0,-1-1 0,1 0 0,-1 1 0,1-1 0,-1 1 0,1-1 0,0 0 0,-1 1 0,1-1 0,0 1 0,-1-1 0,1 1 0,0-1 0,0 1 0,-1-1 0,1 1 0,0-1 0,0 1 0,0 0 0,0-1 0,0 1 0,0 0 0,-2 20 0,1-16 0,-2 43 0,1 1 0,3 0 0,10 78 0,-10-122 0,-1-2 0,1 0 0,-1-1 0,1 1 0,0 0 0,-1-1 0,1 1 0,0 0 0,1-1 0,-1 1 0,3 4 0,-3-9 0,0 1 0,0 0 0,0 0 0,0-1 0,-1 1 0,1 0 0,-1-1 0,1 1 0,-1-1 0,1 1 0,-1-1 0,0 1 0,1-3 0,-1 2 0,7-22 160,16-34-1,-16 41-496,0 0 1,-1-1-1,-1 0 0,5-27 0,-8 27-6489</inkml:trace>
-  <inkml:trace contextRef="#ctx0" brushRef="#br0" timeOffset="4516.42">1089 1140 24575,'-39'-1'0,"27"0"0,1 0 0,-1 1 0,0 0 0,0 0 0,1 2 0,-1-1 0,1 2 0,-13 3 0,21-5 0,1 1 0,-1 0 0,1 0 0,-1 0 0,1 0 0,0 0 0,-1 0 0,1 0 0,0 1 0,0-1 0,1 1 0,-1 0 0,0-1 0,1 1 0,0 0 0,0 0 0,0 0 0,0 0 0,0 0 0,0 0 0,0 6 0,1-6 0,0 0 0,0 0 0,0-1 0,0 1 0,0 0 0,0 0 0,1-1 0,0 1 0,-1 0 0,1-1 0,0 1 0,0-1 0,0 1 0,1-1 0,-1 1 0,1-1 0,-1 0 0,1 0 0,0 1 0,0-1 0,-1 0 0,2-1 0,-1 1 0,4 2 0,-2-1 0,1-1 0,-1 0 0,1 0 0,0 0 0,0 0 0,-1-1 0,1 0 0,0 0 0,0-1 0,0 1 0,0-1 0,1 0 0,-1 0 0,7-2 0,-8 1 0,-1 0 0,1 0 0,0-1 0,-1 0 0,1 1 0,-1-1 0,0 0 0,1-1 0,-1 1 0,0-1 0,-1 1 0,1-1 0,0 0 0,-1 0 0,1 0 0,-1 0 0,0-1 0,3-6 0,2-6 0,-2 6 0,-3 26 0,-1 13 171,7 38 0,-7-56-415,2 0 0,0 0 0,0 0 0,1 0 1,0-1-1,9 16 0,-3-11-6582</inkml:trace>
-  <inkml:trace contextRef="#ctx0" brushRef="#br0" timeOffset="5799.22">1319 1181 24575,'-1'-2'0,"-1"1"0,1-1 0,-1 0 0,0 1 0,1-1 0,-1 1 0,0 0 0,0 0 0,0-1 0,0 1 0,0 0 0,0 0 0,0 1 0,0-1 0,0 0 0,0 1 0,0-1 0,-1 1 0,1 0 0,0 0 0,0 0 0,-1 0 0,1 0 0,0 0 0,0 1 0,-3 0 0,1 1 0,1 0 0,-1 0 0,1 0 0,0 0 0,0 1 0,0-1 0,0 1 0,0 0 0,1 0 0,-1 0 0,1 0 0,0 0 0,0 0 0,-2 5 0,0 1 0,0 0 0,1 0 0,0 0 0,1 1 0,-1-1 0,2 1 0,0 0 0,0 0 0,0 0 0,1-1 0,2 12 0,-2-16 0,1 0 0,0 0 0,0-1 0,1 1 0,-1 0 0,1-1 0,0 1 0,1-1 0,-1 1 0,5 5 0,-5-7 0,0-1 0,0 0 0,1 0 0,-1 0 0,1 0 0,-1 0 0,1 0 0,-1-1 0,1 0 0,0 1 0,0-1 0,0 0 0,0 0 0,0 0 0,0-1 0,0 1 0,6 0 0,-6-1 0,-1 0 0,0 0 0,1 0 0,-1-1 0,0 1 0,1-1 0,-1 1 0,0-1 0,1 0 0,-1 0 0,0 0 0,0 0 0,0 0 0,0 0 0,0 0 0,0-1 0,0 1 0,1-3 0,0 1 0,0 0 0,0-1 0,-1 0 0,0 1 0,1-1 0,-1 0 0,-1 0 0,1 0 0,1-6 0,0-1 0,-1-1 0,0 0 0,-1 1 0,0-1 0,-1 0 0,-2-17 0,2 27-136,0-1-1,-1 1 1,1 0-1,-1 0 1,0 0-1,1 0 1,-1 0-1,0 0 0,-3-4 1,-2-1-6690</inkml:trace>
-  <inkml:trace contextRef="#ctx0" brushRef="#br0" timeOffset="6501.14">898 677 24575,'3'3'0,"2"4"0,6 7 0,2 12 0,5 4 0,3 1 0,7 3 0,4 7 0,1 3 0,-2-5 0,-6-10 0,2-8 0,-5-6-8191</inkml:trace>
-  <inkml:trace contextRef="#ctx0" brushRef="#br0" timeOffset="8364.41">1849 1167 24575,'-3'0'0,"1"0"0,0 1 0,-1-1 0,1 0 0,0 1 0,0-1 0,-1 1 0,1 0 0,0 0 0,0 0 0,0 0 0,0 0 0,0 0 0,0 1 0,0-1 0,0 0 0,-2 3 0,2-1 0,-1 1 0,1-1 0,-1 1 0,1-1 0,0 1 0,0 0 0,1 0 0,-3 8 0,1 1 0,1 0 0,0 0 0,1 1 0,0-1 0,2 17 0,-1-28 0,0 1 0,0-1 0,1 1 0,-1-1 0,1 0 0,-1 1 0,1-1 0,0 0 0,0 1 0,0-1 0,0 0 0,0 0 0,0 0 0,1 0 0,-1 0 0,1 0 0,0 0 0,-1 0 0,4 2 0,-3-3 0,-1-1 0,1 1 0,0-1 0,0 1 0,-1-1 0,1 1 0,0-1 0,0 0 0,0 0 0,0 0 0,-1 0 0,1 0 0,0 0 0,0 0 0,0-1 0,0 1 0,-1-1 0,1 1 0,0-1 0,-1 0 0,1 0 0,0 0 0,-1 0 0,1 0 0,-1 0 0,2-1 0,4-4 0,0 1 0,0-2 0,-1 1 0,1-1 0,-2 1 0,1-2 0,-1 1 0,0-1 0,0 1 0,-1-1 0,3-9 0,3-9 0,-2 0 0,6-36 0,5-17 0,-10 51 0,-3 9 0,0 0 0,-1 0 0,-1 0 0,3-37 0,-16 155 0,8-56 0,1 180 0,14-126 0,-8-72-1365</inkml:trace>
-  <inkml:trace contextRef="#ctx0" brushRef="#br0" timeOffset="9093.72">1917 1100 24575,'0'-3'0,"2"0"0,8 0 0,5 1 0,4 0 0,5 1 0,2 0 0,3 1 0,-1 0 0,-3 0 0,-1 0 0,-5 0-8191</inkml:trace>
-  <inkml:trace contextRef="#ctx0" brushRef="#br0" timeOffset="12486.41">2351 1194 24575,'-3'0'0,"0"-1"0,1 0 0,-1 0 0,1 0 0,-1 0 0,1 0 0,-4-2 0,-13-6 0,-4 4 0,0 2 0,-1 0 0,1 2 0,-1 1 0,-33 3 0,56-3 0,-1 1 0,1-1 0,-1 0 0,1 1 0,0-1 0,-1 1 0,1-1 0,-1 1 0,1 0 0,0-1 0,0 1 0,0 0 0,-1 0 0,1 0 0,0 0 0,0 0 0,0 0 0,0 0 0,1 0 0,-1 1 0,0-1 0,0 0 0,0 2 0,0 0 0,0-1 0,0 1 0,1 0 0,-1 0 0,1-1 0,-1 1 0,1 0 0,0 0 0,0-1 0,0 1 0,1 0 0,0 3 0,-1-4 0,0-1 0,0 1 0,1 0 0,-1-1 0,1 1 0,-1 0 0,1-1 0,0 1 0,0-1 0,0 1 0,-1-1 0,1 1 0,0-1 0,1 0 0,-1 1 0,0-1 0,0 0 0,1 0 0,-1 0 0,0 0 0,1 0 0,-1 0 0,1 0 0,-1-1 0,1 1 0,0 0 0,-1-1 0,1 0 0,0 1 0,-1-1 0,1 0 0,0 0 0,-1 1 0,1-1 0,0-1 0,0 1 0,-1 0 0,1 0 0,0-1 0,-1 1 0,1-1 0,-1 1 0,1-1 0,0 0 0,1-1 0,3-1 0,-1-1 0,0-1 0,0 1 0,0-1 0,0 1 0,-1-1 0,0-1 0,0 1 0,0 0 0,-1-1 0,4-7 0,20-28 0,-27 41 0,0-1 0,0 1 0,0 0 0,0 0 0,0 0 0,0 0 0,0 0 0,1 0 0,-1-1 0,0 1 0,0 0 0,0 0 0,0 0 0,0 0 0,0 0 0,1 0 0,-1 0 0,0 0 0,0 0 0,0 0 0,0 0 0,0 0 0,1 0 0,-1 0 0,0 0 0,0 0 0,0 0 0,0 0 0,1 0 0,-1 0 0,0 0 0,0 0 0,0 0 0,0 0 0,0 0 0,1 0 0,-1 0 0,0 0 0,0 0 0,3 8 0,-1 10 0,-2-2 0,1 0 0,1-1 0,0 1 0,1-1 0,5 18 0,-6-28 0,0 0 0,0 0 0,0 0 0,1-1 0,0 1 0,0-1 0,0 1 0,0-1 0,1 0 0,-1 0 0,1-1 0,0 1 0,0-1 0,1 0 0,-1 0 0,1 0 0,-1 0 0,1-1 0,7 3 0,-5-3 0,0-1 0,0 1 0,0-1 0,1 0 0,-1-1 0,0 0 0,1 0 0,-1-1 0,0 0 0,0 0 0,1 0 0,-1-1 0,0 0 0,0 0 0,10-6 0,-5 2 0,0-1 0,-1 1 0,1-2 0,-2 0 0,1 0 0,-1-1 0,13-15 0,-22 24 0,-1-1 0,0 1 0,0 0 0,0 0 0,0 0 0,1 0 0,-1 0 0,0-1 0,0 1 0,0 0 0,1 0 0,-1 0 0,0 0 0,0 0 0,1 0 0,-1 0 0,0 0 0,0 0 0,1 0 0,-1 0 0,0 0 0,0 0 0,1 0 0,-1 0 0,0 0 0,0 0 0,0 0 0,1 0 0,-1 0 0,0 0 0,0 0 0,1 0 0,-1 1 0,0-1 0,0 0 0,0 0 0,1 0 0,-1 0 0,0 1 0,0-1 0,0 0 0,0 0 0,0 0 0,1 1 0,-1-1 0,0 0 0,0 0 0,0 0 0,0 1 0,0-1 0,0 0 0,0 0 0,0 1 0,0-1 0,0 0 0,0 0 0,0 1 0,0-1 0,0 0 0,0 0 0,0 0 0,0 1 0,4 24 0,-3-17 0,1 3 0,2 0 0,0-1 0,0 1 0,1-1 0,0 0 0,0-1 0,2 1 0,-1-1 0,1 0 0,0-1 0,1 1 0,-1-2 0,2 1 0,-1-1 0,1 0 0,18 10 0,-25-16 0,0 0 0,0 0 0,0 0 0,0 0 0,0-1 0,0 1 0,0-1 0,1 0 0,-1 1 0,0-1 0,0 0 0,0 0 0,1 0 0,-1-1 0,0 1 0,0 0 0,0-1 0,0 1 0,0-1 0,1 0 0,-1 0 0,0 0 0,-1 0 0,1 0 0,0 0 0,2-2 0,1-2 0,0-1 0,-1 0 0,0 1 0,0-2 0,0 1 0,4-9 0,9-15 0,-17 30 0,0 0 0,0 0 0,0-1 0,0 1 0,0 0 0,0-1 0,1 1 0,-1 0 0,0 0 0,0 0 0,0-1 0,0 1 0,1 0 0,-1 0 0,0 0 0,0-1 0,1 1 0,-1 0 0,0 0 0,1 0 0,-1 0 0,0 0 0,0-1 0,1 1 0,-1 0 0,0 0 0,1 0 0,-1 0 0,0 0 0,0 0 0,1 0 0,-1 0 0,1 0 0,3 10 0,-1 19 0,-7 78 0,-27 157 0,27-245 0,1-1 0,-2 0 0,0 0 0,-2-1 0,-12 27 0,17-41 0,1-1 0,-1 1 0,0 0 0,-1-1 0,1 0 0,0 1 0,-1-1 0,1 0 0,-1 0 0,1 0 0,-1-1 0,0 1 0,0-1 0,0 1 0,0-1 0,0 0 0,0 0 0,0 0 0,-1-1 0,1 1 0,0-1 0,0 0 0,-1 1 0,1-1 0,0-1 0,0 1 0,-1-1 0,-4-1 0,-9-2 0,0 0 0,1-2 0,0 0 0,-17-10 0,23 11 0,5 3 0,0 0 0,0-1 0,0 0 0,0 0 0,0 0 0,1 0 0,-1-1 0,1 0 0,0 0 0,0 0 0,1-1 0,-1 1 0,1-1 0,0 0 0,0 1 0,0-2 0,1 1 0,0 0 0,0 0 0,0-1 0,1 1 0,-1-1 0,0-11 0,0-12-1365,1 3-5461</inkml:trace>
-  <inkml:trace contextRef="#ctx0" brushRef="#br0" timeOffset="13703.01">2201 1044 24575,'5'0'0,"3"0"0,3-5 0,9-3 0,4-1 0,1 1 0,0 2 0,-3 5 0,-2 4 0,-5 5 0,-3 2 0,2 5 0,-2 0-8191</inkml:trace>
 </inkml:ink>
 </file>
 
